--- a/storage/app/form_templates/R-0078.docx
+++ b/storage/app/form_templates/R-0078.docx
@@ -1,11 +1,11 @@
 
 <file path=word/document.xml><?xml version="1.0" encoding="utf-8"?>
-<w:document xmlns:wpc="http://schemas.microsoft.com/office/word/2010/wordprocessingCanvas" xmlns:mc="http://schemas.openxmlformats.org/markup-compatibility/2006" xmlns:o="urn:schemas-microsoft-com:office:office" xmlns:r="http://schemas.openxmlformats.org/officeDocument/2006/relationships" xmlns:m="http://schemas.openxmlformats.org/officeDocument/2006/math" xmlns:v="urn:schemas-microsoft-com:vml" xmlns:wp14="http://schemas.microsoft.com/office/word/2010/wordprocessingDrawing" xmlns:wp="http://schemas.openxmlformats.org/drawingml/2006/wordprocessingDrawing" xmlns:w="http://schemas.openxmlformats.org/wordprocessingml/2006/main" xmlns:w14="http://schemas.microsoft.com/office/word/2010/wordml" xmlns:w10="urn:schemas-microsoft-com:office:word" xmlns:w15="http://schemas.microsoft.com/office/word/2012/wordml" xmlns:wpg="http://schemas.microsoft.com/office/word/2010/wordprocessingGroup" xmlns:wpi="http://schemas.microsoft.com/office/word/2010/wordprocessingInk" xmlns:wne="http://schemas.microsoft.com/office/word/2006/wordml" xmlns:wps="http://schemas.microsoft.com/office/word/2010/wordprocessingShape" xmlns:wpsCustomData="http://www.wps.cn/officeDocument/2013/wpsCustomData" mc:Ignorable="w14 w15 wp14">
+<w:document xmlns:o="urn:schemas-microsoft-com:office:office" xmlns:r="http://schemas.openxmlformats.org/officeDocument/2006/relationships" xmlns:v="urn:schemas-microsoft-com:vml" xmlns:w="http://schemas.openxmlformats.org/wordprocessingml/2006/main" xmlns:w10="urn:schemas-microsoft-com:office:word" xmlns:wp="http://schemas.openxmlformats.org/drawingml/2006/wordprocessingDrawing" xmlns:wps="http://schemas.microsoft.com/office/word/2010/wordprocessingShape" xmlns:wpg="http://schemas.microsoft.com/office/word/2010/wordprocessingGroup" xmlns:mc="http://schemas.openxmlformats.org/markup-compatibility/2006" xmlns:wp14="http://schemas.microsoft.com/office/word/2010/wordprocessingDrawing" xmlns:w14="http://schemas.microsoft.com/office/word/2010/wordml" xmlns:w15="http://schemas.microsoft.com/office/word/2012/wordml" mc:Ignorable="w14 wp14 w15">
   <w:body>
     <w:p>
       <w:pPr>
-        <w:pStyle w:val="7"/>
-        <w:ind w:left="284" w:right="334" w:firstLine="0"/>
+        <w:pStyle w:val="Standard"/>
+        <w:ind w:left="284" w:right="334" w:hanging="0"/>
         <w:jc w:val="both"/>
         <w:rPr>
           <w:rFonts w:ascii="Tahoma" w:hAnsi="Tahoma" w:cs="Tahoma"/>
@@ -13,14 +13,21 @@
           <w:szCs w:val="20"/>
         </w:rPr>
       </w:pPr>
+      <w:r>
+        <w:rPr>
+          <w:rFonts w:cs="Tahoma" w:ascii="Tahoma" w:hAnsi="Tahoma"/>
+          <w:sz w:val="20"/>
+          <w:szCs w:val="20"/>
+        </w:rPr>
+      </w:r>
     </w:p>
     <w:tbl>
       <w:tblPr>
         <w:tblStyle w:val="3"/>
-        <w:tblpPr w:leftFromText="180" w:rightFromText="180" w:vertAnchor="text" w:horzAnchor="page" w:tblpX="651" w:tblpY="279"/>
-        <w:tblOverlap w:val="never"/>
-        <w:tblW w:w="5026" w:type="pct"/>
-        <w:tblInd w:w="0" w:type="dxa"/>
+        <w:tblpPr w:vertAnchor="text" w:horzAnchor="page" w:leftFromText="180" w:rightFromText="180" w:tblpX="651" w:tblpY="279"/>
+        <w:tblW w:w="5000" w:type="pct"/>
+        <w:jc w:val="left"/>
+        <w:tblInd w:w="-5" w:type="dxa"/>
         <w:tblLayout w:type="fixed"/>
         <w:tblCellMar>
           <w:top w:w="0" w:type="dxa"/>
@@ -30,41 +37,35 @@
         </w:tblCellMar>
       </w:tblPr>
       <w:tblGrid>
-        <w:gridCol w:w="3848"/>
-        <w:gridCol w:w="6941"/>
-        <w:gridCol w:w="987"/>
-        <w:gridCol w:w="2709"/>
+        <w:gridCol w:w="3824"/>
+        <w:gridCol w:w="6901"/>
+        <w:gridCol w:w="981"/>
+        <w:gridCol w:w="2693"/>
       </w:tblGrid>
       <w:tr>
-        <w:tblPrEx>
-          <w:tblCellMar>
-            <w:top w:w="0" w:type="dxa"/>
-            <w:left w:w="5" w:type="dxa"/>
-            <w:bottom w:w="0" w:type="dxa"/>
-            <w:right w:w="5" w:type="dxa"/>
-          </w:tblCellMar>
-        </w:tblPrEx>
-        <w:tc>
-          <w:tcPr>
-            <w:tcW w:w="3848" w:type="dxa"/>
-            <w:tcBorders>
-              <w:top w:val="single" w:color="000000" w:sz="4" w:space="0"/>
-              <w:left w:val="single" w:color="000000" w:sz="4" w:space="0"/>
-              <w:bottom w:val="single" w:color="000000" w:sz="4" w:space="0"/>
-              <w:right w:val="single" w:color="000000" w:sz="4" w:space="0"/>
-            </w:tcBorders>
-            <w:shd w:val="clear" w:color="auto" w:fill="548DD4"/>
-          </w:tcPr>
-          <w:p>
-            <w:pPr>
-              <w:pStyle w:val="7"/>
-              <w:widowControl w:val="0"/>
-              <w:spacing w:before="57" w:after="57" w:line="240" w:lineRule="auto"/>
-              <w:ind w:right="334" w:firstLine="0"/>
-            </w:pPr>
-            <w:r>
-              <w:rPr>
-                <w:rFonts w:ascii="Tahoma" w:hAnsi="Tahoma" w:cs="Tahoma"/>
+        <w:trPr/>
+        <w:tc>
+          <w:tcPr>
+            <w:tcW w:w="3824" w:type="dxa"/>
+            <w:tcBorders>
+              <w:top w:val="single" w:sz="4" w:space="0" w:color="000000"/>
+              <w:left w:val="single" w:sz="4" w:space="0" w:color="000000"/>
+              <w:bottom w:val="single" w:sz="4" w:space="0" w:color="000000"/>
+              <w:right w:val="single" w:sz="4" w:space="0" w:color="000000"/>
+            </w:tcBorders>
+            <w:shd w:color="auto" w:fill="548DD4" w:val="clear"/>
+          </w:tcPr>
+          <w:p>
+            <w:pPr>
+              <w:pStyle w:val="Standard"/>
+              <w:widowControl w:val="false"/>
+              <w:spacing w:lineRule="auto" w:line="240" w:before="57" w:after="57"/>
+              <w:ind w:right="334" w:hanging="0"/>
+              <w:rPr/>
+            </w:pPr>
+            <w:r>
+              <w:rPr>
+                <w:rFonts w:cs="Tahoma" w:ascii="Tahoma" w:hAnsi="Tahoma"/>
                 <w:b/>
                 <w:color w:val="FFFFFF"/>
                 <w:sz w:val="20"/>
@@ -76,55 +77,66 @@
         </w:tc>
         <w:tc>
           <w:tcPr>
-            <w:tcW w:w="6941" w:type="dxa"/>
-            <w:tcBorders>
-              <w:top w:val="single" w:color="000000" w:sz="4" w:space="0"/>
-              <w:left w:val="single" w:color="000000" w:sz="4" w:space="0"/>
-              <w:bottom w:val="single" w:color="000000" w:sz="4" w:space="0"/>
-              <w:right w:val="single" w:color="000000" w:sz="4" w:space="0"/>
-            </w:tcBorders>
-          </w:tcPr>
-          <w:p>
-            <w:pPr>
-              <w:pStyle w:val="7"/>
-              <w:widowControl w:val="0"/>
-              <w:spacing w:before="57" w:after="57" w:line="240" w:lineRule="auto"/>
-              <w:ind w:right="334" w:firstLine="0"/>
+            <w:tcW w:w="6901" w:type="dxa"/>
+            <w:tcBorders>
+              <w:top w:val="single" w:sz="4" w:space="0" w:color="000000"/>
+              <w:left w:val="single" w:sz="4" w:space="0" w:color="000000"/>
+              <w:bottom w:val="single" w:sz="4" w:space="0" w:color="000000"/>
+              <w:right w:val="single" w:sz="4" w:space="0" w:color="000000"/>
+            </w:tcBorders>
+          </w:tcPr>
+          <w:p>
+            <w:pPr>
+              <w:pStyle w:val="Standard"/>
+              <w:widowControl w:val="false"/>
+              <w:spacing w:lineRule="auto" w:line="240" w:before="57" w:after="57"/>
+              <w:ind w:right="334" w:hanging="0"/>
               <w:jc w:val="both"/>
-            </w:pPr>
-            <w:r>
-              <w:rPr>
-                <w:rFonts w:ascii="Tahoma" w:hAnsi="Tahoma" w:eastAsia="Times New Roman" w:cs="Times New Roman"/>
+              <w:rPr/>
+            </w:pPr>
+            <w:r>
+              <w:rPr>
+                <w:rFonts w:eastAsia="Times New Roman" w:cs="Times New Roman" w:ascii="Tahoma" w:hAnsi="Tahoma"/>
                 <w:color w:val="000000"/>
                 <w:sz w:val="20"/>
                 <w:szCs w:val="20"/>
               </w:rPr>
-              <w:t xml:space="preserve"> ${persona.nombreCompleto}  </w:t>
-            </w:r>
-          </w:p>
-        </w:tc>
-        <w:tc>
-          <w:tcPr>
-            <w:tcW w:w="987" w:type="dxa"/>
-            <w:tcBorders>
-              <w:top w:val="single" w:color="000000" w:sz="4" w:space="0"/>
-              <w:left w:val="single" w:color="000000" w:sz="4" w:space="0"/>
-              <w:bottom w:val="single" w:color="000000" w:sz="4" w:space="0"/>
-              <w:right w:val="single" w:color="000000" w:sz="4" w:space="0"/>
-            </w:tcBorders>
-            <w:shd w:val="clear" w:color="auto" w:fill="548DD4"/>
-          </w:tcPr>
-          <w:p>
-            <w:pPr>
-              <w:pStyle w:val="7"/>
-              <w:widowControl w:val="0"/>
-              <w:spacing w:before="57" w:after="57" w:line="240" w:lineRule="auto"/>
-              <w:ind w:right="334" w:firstLine="0"/>
+              <w:t xml:space="preserve"> </w:t>
+            </w:r>
+            <w:r>
+              <w:rPr>
+                <w:rFonts w:eastAsia="Times New Roman" w:cs="Times New Roman" w:ascii="Tahoma" w:hAnsi="Tahoma"/>
+                <w:color w:val="000000"/>
+                <w:sz w:val="20"/>
+                <w:szCs w:val="20"/>
+              </w:rPr>
+              <w:t xml:space="preserve">${persona.nombreCompleto}  </w:t>
+            </w:r>
+          </w:p>
+        </w:tc>
+        <w:tc>
+          <w:tcPr>
+            <w:tcW w:w="981" w:type="dxa"/>
+            <w:tcBorders>
+              <w:top w:val="single" w:sz="4" w:space="0" w:color="000000"/>
+              <w:left w:val="single" w:sz="4" w:space="0" w:color="000000"/>
+              <w:bottom w:val="single" w:sz="4" w:space="0" w:color="000000"/>
+              <w:right w:val="single" w:sz="4" w:space="0" w:color="000000"/>
+            </w:tcBorders>
+            <w:shd w:color="auto" w:fill="548DD4" w:val="clear"/>
+          </w:tcPr>
+          <w:p>
+            <w:pPr>
+              <w:pStyle w:val="Standard"/>
+              <w:widowControl w:val="false"/>
+              <w:spacing w:lineRule="auto" w:line="240" w:before="57" w:after="57"/>
+              <w:ind w:right="334" w:hanging="0"/>
               <w:jc w:val="both"/>
-            </w:pPr>
-            <w:r>
-              <w:rPr>
-                <w:rFonts w:ascii="Tahoma" w:hAnsi="Tahoma" w:cs="Tahoma"/>
+              <w:rPr/>
+            </w:pPr>
+            <w:r>
+              <w:rPr>
+                <w:rFonts w:cs="Tahoma" w:ascii="Tahoma" w:hAnsi="Tahoma"/>
                 <w:b/>
                 <w:color w:val="FFFFFF"/>
                 <w:sz w:val="20"/>
@@ -136,58 +148,61 @@
         </w:tc>
         <w:tc>
           <w:tcPr>
-            <w:tcW w:w="2709" w:type="dxa"/>
-            <w:tcBorders>
-              <w:top w:val="single" w:color="000000" w:sz="4" w:space="0"/>
-              <w:left w:val="single" w:color="000000" w:sz="4" w:space="0"/>
-              <w:bottom w:val="single" w:color="000000" w:sz="4" w:space="0"/>
-              <w:right w:val="single" w:color="000000" w:sz="4" w:space="0"/>
-            </w:tcBorders>
-          </w:tcPr>
-          <w:p>
-            <w:pPr>
-              <w:pStyle w:val="7"/>
-              <w:widowControl w:val="0"/>
-              <w:spacing w:before="57" w:after="57" w:line="240" w:lineRule="auto"/>
-              <w:ind w:right="334" w:firstLine="0"/>
+            <w:tcW w:w="2693" w:type="dxa"/>
+            <w:tcBorders>
+              <w:top w:val="single" w:sz="4" w:space="0" w:color="000000"/>
+              <w:left w:val="single" w:sz="4" w:space="0" w:color="000000"/>
+              <w:bottom w:val="single" w:sz="4" w:space="0" w:color="000000"/>
+              <w:right w:val="single" w:sz="4" w:space="0" w:color="000000"/>
+            </w:tcBorders>
+          </w:tcPr>
+          <w:p>
+            <w:pPr>
+              <w:pStyle w:val="Standard"/>
+              <w:widowControl w:val="false"/>
+              <w:spacing w:lineRule="auto" w:line="240" w:before="57" w:after="57"/>
+              <w:ind w:right="334" w:hanging="0"/>
               <w:jc w:val="both"/>
-            </w:pPr>
-            <w:r>
-              <w:rPr>
-                <w:rFonts w:ascii="Tahoma" w:hAnsi="Tahoma" w:cs="Tahoma"/>
+              <w:rPr/>
+            </w:pPr>
+            <w:r>
+              <w:rPr>
+                <w:rFonts w:cs="Tahoma" w:ascii="Tahoma" w:hAnsi="Tahoma"/>
                 <w:sz w:val="20"/>
                 <w:szCs w:val="20"/>
-                <w:shd w:val="clear" w:fill="auto"/>
-              </w:rPr>
-              <w:t xml:space="preserve"> ${persona.edad}</w:t>
+                <w:shd w:fill="auto" w:val="clear"/>
+              </w:rPr>
+              <w:t xml:space="preserve"> </w:t>
+            </w:r>
+            <w:r>
+              <w:rPr>
+                <w:rFonts w:cs="Tahoma" w:ascii="Tahoma" w:hAnsi="Tahoma"/>
+                <w:sz w:val="20"/>
+                <w:szCs w:val="20"/>
+                <w:shd w:fill="auto" w:val="clear"/>
+              </w:rPr>
+              <w:t>${persona.edad}</w:t>
             </w:r>
           </w:p>
         </w:tc>
       </w:tr>
       <w:tr>
-        <w:tblPrEx>
-          <w:tblCellMar>
-            <w:top w:w="0" w:type="dxa"/>
-            <w:left w:w="5" w:type="dxa"/>
-            <w:bottom w:w="0" w:type="dxa"/>
-            <w:right w:w="5" w:type="dxa"/>
-          </w:tblCellMar>
-        </w:tblPrEx>
-        <w:tc>
-          <w:tcPr>
-            <w:tcW w:w="14485" w:type="dxa"/>
+        <w:trPr/>
+        <w:tc>
+          <w:tcPr>
+            <w:tcW w:w="14399" w:type="dxa"/>
             <w:gridSpan w:val="4"/>
             <w:tcBorders>
-              <w:top w:val="single" w:color="000000" w:sz="4" w:space="0"/>
-              <w:bottom w:val="single" w:color="000000" w:sz="4" w:space="0"/>
-            </w:tcBorders>
-          </w:tcPr>
-          <w:p>
-            <w:pPr>
-              <w:pStyle w:val="7"/>
-              <w:widowControl w:val="0"/>
-              <w:spacing w:before="57" w:after="57" w:line="240" w:lineRule="auto"/>
-              <w:ind w:right="334" w:firstLine="0"/>
+              <w:top w:val="single" w:sz="4" w:space="0" w:color="000000"/>
+              <w:bottom w:val="single" w:sz="4" w:space="0" w:color="000000"/>
+            </w:tcBorders>
+          </w:tcPr>
+          <w:p>
+            <w:pPr>
+              <w:pStyle w:val="Standard"/>
+              <w:widowControl w:val="false"/>
+              <w:spacing w:lineRule="auto" w:line="240" w:before="57" w:after="57"/>
+              <w:ind w:right="334" w:hanging="0"/>
               <w:jc w:val="both"/>
               <w:rPr>
                 <w:rFonts w:ascii="Tahoma" w:hAnsi="Tahoma" w:cs="Tahoma"/>
@@ -196,43 +211,44 @@
                 <w:szCs w:val="20"/>
               </w:rPr>
             </w:pPr>
+            <w:r>
+              <w:rPr>
+                <w:rFonts w:cs="Tahoma" w:ascii="Tahoma" w:hAnsi="Tahoma"/>
+                <w:b/>
+                <w:sz w:val="20"/>
+                <w:szCs w:val="20"/>
+              </w:rPr>
+            </w:r>
           </w:p>
         </w:tc>
       </w:tr>
       <w:tr>
-        <w:tblPrEx>
-          <w:tblCellMar>
-            <w:top w:w="0" w:type="dxa"/>
-            <w:left w:w="5" w:type="dxa"/>
-            <w:bottom w:w="0" w:type="dxa"/>
-            <w:right w:w="5" w:type="dxa"/>
-          </w:tblCellMar>
-        </w:tblPrEx>
         <w:trPr>
           <w:trHeight w:val="146" w:hRule="atLeast"/>
         </w:trPr>
         <w:tc>
           <w:tcPr>
-            <w:tcW w:w="3848" w:type="dxa"/>
-            <w:tcBorders>
-              <w:top w:val="single" w:color="000000" w:sz="4" w:space="0"/>
-              <w:left w:val="single" w:color="000000" w:sz="4" w:space="0"/>
-              <w:bottom w:val="single" w:color="000000" w:sz="4" w:space="0"/>
-              <w:right w:val="single" w:color="000000" w:sz="4" w:space="0"/>
-            </w:tcBorders>
-            <w:shd w:val="clear" w:color="auto" w:fill="548DD4"/>
-          </w:tcPr>
-          <w:p>
-            <w:pPr>
-              <w:pStyle w:val="7"/>
-              <w:widowControl w:val="0"/>
-              <w:spacing w:before="57" w:after="57" w:line="240" w:lineRule="auto"/>
-              <w:ind w:right="334" w:firstLine="0"/>
+            <w:tcW w:w="3824" w:type="dxa"/>
+            <w:tcBorders>
+              <w:top w:val="single" w:sz="4" w:space="0" w:color="000000"/>
+              <w:left w:val="single" w:sz="4" w:space="0" w:color="000000"/>
+              <w:bottom w:val="single" w:sz="4" w:space="0" w:color="000000"/>
+              <w:right w:val="single" w:sz="4" w:space="0" w:color="000000"/>
+            </w:tcBorders>
+            <w:shd w:color="auto" w:fill="548DD4" w:val="clear"/>
+          </w:tcPr>
+          <w:p>
+            <w:pPr>
+              <w:pStyle w:val="Standard"/>
+              <w:widowControl w:val="false"/>
+              <w:spacing w:lineRule="auto" w:line="240" w:before="57" w:after="57"/>
+              <w:ind w:right="334" w:hanging="0"/>
               <w:jc w:val="both"/>
-            </w:pPr>
-            <w:r>
-              <w:rPr>
-                <w:rFonts w:ascii="Tahoma" w:hAnsi="Tahoma" w:cs="Tahoma"/>
+              <w:rPr/>
+            </w:pPr>
+            <w:r>
+              <w:rPr>
+                <w:rFonts w:cs="Tahoma" w:ascii="Tahoma" w:hAnsi="Tahoma"/>
                 <w:b/>
                 <w:color w:val="FFFFFF"/>
                 <w:sz w:val="20"/>
@@ -244,68 +260,75 @@
         </w:tc>
         <w:tc>
           <w:tcPr>
-            <w:tcW w:w="10637" w:type="dxa"/>
+            <w:tcW w:w="10575" w:type="dxa"/>
             <w:gridSpan w:val="3"/>
             <w:tcBorders>
-              <w:top w:val="single" w:color="000000" w:sz="4" w:space="0"/>
-              <w:left w:val="single" w:color="000000" w:sz="4" w:space="0"/>
-              <w:bottom w:val="single" w:color="000000" w:sz="4" w:space="0"/>
-              <w:right w:val="single" w:color="000000" w:sz="4" w:space="0"/>
-            </w:tcBorders>
-          </w:tcPr>
-          <w:p>
-            <w:pPr>
-              <w:pStyle w:val="7"/>
-              <w:widowControl w:val="0"/>
-              <w:spacing w:before="57" w:after="57" w:line="240" w:lineRule="auto"/>
-              <w:ind w:right="334" w:firstLine="0"/>
+              <w:top w:val="single" w:sz="4" w:space="0" w:color="000000"/>
+              <w:left w:val="single" w:sz="4" w:space="0" w:color="000000"/>
+              <w:bottom w:val="single" w:sz="4" w:space="0" w:color="000000"/>
+              <w:right w:val="single" w:sz="4" w:space="0" w:color="000000"/>
+            </w:tcBorders>
+          </w:tcPr>
+          <w:p>
+            <w:pPr>
+              <w:pStyle w:val="Standard"/>
+              <w:widowControl w:val="false"/>
+              <w:spacing w:lineRule="auto" w:line="240" w:before="57" w:after="57"/>
+              <w:ind w:right="334" w:hanging="0"/>
               <w:jc w:val="both"/>
-            </w:pPr>
-            <w:r>
-              <w:rPr>
-                <w:rFonts w:ascii="Tahoma" w:hAnsi="Tahoma" w:cs="Tahoma"/>
+              <w:rPr>
+                <w:highlight w:val="none"/>
+                <w:shd w:fill="FFFF00" w:val="clear"/>
+              </w:rPr>
+            </w:pPr>
+            <w:r>
+              <w:rPr>
+                <w:rFonts w:cs="Tahoma" w:ascii="Tahoma" w:hAnsi="Tahoma"/>
                 <w:sz w:val="20"/>
                 <w:szCs w:val="20"/>
-              </w:rPr>
-              <w:t xml:space="preserve"> ${persona.profesion}</w:t>
+                <w:shd w:fill="FFFF00" w:val="clear"/>
+              </w:rPr>
+              <w:t xml:space="preserve"> </w:t>
+            </w:r>
+            <w:r>
+              <w:rPr>
+                <w:rFonts w:cs="Tahoma" w:ascii="Tahoma" w:hAnsi="Tahoma"/>
+                <w:sz w:val="20"/>
+                <w:szCs w:val="20"/>
+                <w:shd w:fill="FFFF00" w:val="clear"/>
+              </w:rPr>
+              <w:t>${persona.profesion} 98908</w:t>
             </w:r>
           </w:p>
         </w:tc>
       </w:tr>
       <w:tr>
-        <w:tblPrEx>
-          <w:tblCellMar>
-            <w:top w:w="0" w:type="dxa"/>
-            <w:left w:w="5" w:type="dxa"/>
-            <w:bottom w:w="0" w:type="dxa"/>
-            <w:right w:w="5" w:type="dxa"/>
-          </w:tblCellMar>
-        </w:tblPrEx>
         <w:trPr>
           <w:trHeight w:val="146" w:hRule="atLeast"/>
         </w:trPr>
         <w:tc>
           <w:tcPr>
-            <w:tcW w:w="3848" w:type="dxa"/>
-            <w:tcBorders>
-              <w:top w:val="single" w:color="000000" w:sz="4" w:space="0"/>
-              <w:left w:val="single" w:color="000000" w:sz="4" w:space="0"/>
-              <w:bottom w:val="single" w:color="000000" w:sz="4" w:space="0"/>
-              <w:right w:val="single" w:color="000000" w:sz="4" w:space="0"/>
-            </w:tcBorders>
-            <w:shd w:val="clear" w:color="auto" w:fill="548DD4"/>
-          </w:tcPr>
-          <w:p>
-            <w:pPr>
-              <w:pStyle w:val="7"/>
-              <w:widowControl w:val="0"/>
-              <w:spacing w:before="57" w:after="57" w:line="240" w:lineRule="auto"/>
-              <w:ind w:right="334" w:firstLine="0"/>
+            <w:tcW w:w="3824" w:type="dxa"/>
+            <w:tcBorders>
+              <w:top w:val="single" w:sz="4" w:space="0" w:color="000000"/>
+              <w:left w:val="single" w:sz="4" w:space="0" w:color="000000"/>
+              <w:bottom w:val="single" w:sz="4" w:space="0" w:color="000000"/>
+              <w:right w:val="single" w:sz="4" w:space="0" w:color="000000"/>
+            </w:tcBorders>
+            <w:shd w:color="auto" w:fill="548DD4" w:val="clear"/>
+          </w:tcPr>
+          <w:p>
+            <w:pPr>
+              <w:pStyle w:val="Standard"/>
+              <w:widowControl w:val="false"/>
+              <w:spacing w:lineRule="auto" w:line="240" w:before="57" w:after="57"/>
+              <w:ind w:right="334" w:hanging="0"/>
               <w:jc w:val="both"/>
-            </w:pPr>
-            <w:r>
-              <w:rPr>
-                <w:rFonts w:ascii="Tahoma" w:hAnsi="Tahoma" w:cs="Tahoma"/>
+              <w:rPr/>
+            </w:pPr>
+            <w:r>
+              <w:rPr>
+                <w:rFonts w:cs="Tahoma" w:ascii="Tahoma" w:hAnsi="Tahoma"/>
                 <w:b/>
                 <w:color w:val="FFFFFF"/>
                 <w:sz w:val="20"/>
@@ -317,30 +340,44 @@
         </w:tc>
         <w:tc>
           <w:tcPr>
-            <w:tcW w:w="10637" w:type="dxa"/>
+            <w:tcW w:w="10575" w:type="dxa"/>
             <w:gridSpan w:val="3"/>
             <w:tcBorders>
-              <w:top w:val="single" w:color="000000" w:sz="4" w:space="0"/>
-              <w:left w:val="single" w:color="000000" w:sz="4" w:space="0"/>
-              <w:bottom w:val="single" w:color="000000" w:sz="4" w:space="0"/>
-              <w:right w:val="single" w:color="000000" w:sz="4" w:space="0"/>
-            </w:tcBorders>
-          </w:tcPr>
-          <w:p>
-            <w:pPr>
-              <w:pStyle w:val="7"/>
-              <w:widowControl w:val="0"/>
-              <w:spacing w:before="57" w:after="57" w:line="240" w:lineRule="auto"/>
-              <w:ind w:right="334" w:firstLine="0"/>
+              <w:top w:val="single" w:sz="4" w:space="0" w:color="000000"/>
+              <w:left w:val="single" w:sz="4" w:space="0" w:color="000000"/>
+              <w:bottom w:val="single" w:sz="4" w:space="0" w:color="000000"/>
+              <w:right w:val="single" w:sz="4" w:space="0" w:color="000000"/>
+            </w:tcBorders>
+          </w:tcPr>
+          <w:p>
+            <w:pPr>
+              <w:pStyle w:val="Standard"/>
+              <w:widowControl w:val="false"/>
+              <w:spacing w:lineRule="auto" w:line="240" w:before="57" w:after="57"/>
+              <w:ind w:right="334" w:hanging="0"/>
               <w:jc w:val="both"/>
-            </w:pPr>
-            <w:r>
-              <w:rPr>
-                <w:rFonts w:ascii="Tahoma" w:hAnsi="Tahoma" w:cs="Tahoma"/>
+              <w:rPr>
+                <w:highlight w:val="none"/>
+                <w:shd w:fill="FFFF00" w:val="clear"/>
+              </w:rPr>
+            </w:pPr>
+            <w:r>
+              <w:rPr>
+                <w:rFonts w:cs="Tahoma" w:ascii="Tahoma" w:hAnsi="Tahoma"/>
                 <w:sz w:val="20"/>
                 <w:szCs w:val="20"/>
-              </w:rPr>
-              <w:t xml:space="preserve">  ${incorporacion.experiencia}</w:t>
+                <w:shd w:fill="FFFF00" w:val="clear"/>
+              </w:rPr>
+              <w:t xml:space="preserve">  </w:t>
+            </w:r>
+            <w:r>
+              <w:rPr>
+                <w:rFonts w:cs="Tahoma" w:ascii="Tahoma" w:hAnsi="Tahoma"/>
+                <w:sz w:val="20"/>
+                <w:szCs w:val="20"/>
+                <w:shd w:fill="FFFF00" w:val="clear"/>
+              </w:rPr>
+              <w:t>${incorporacion.experiencia}</w:t>
             </w:r>
           </w:p>
         </w:tc>
@@ -348,18 +385,27 @@
     </w:tbl>
     <w:p>
       <w:pPr>
-        <w:pStyle w:val="7"/>
+        <w:pStyle w:val="Standard"/>
+        <w:rPr/>
       </w:pPr>
+      <w:r>
+        <w:rPr/>
+      </w:r>
     </w:p>
     <w:p>
       <w:pPr>
-        <w:pStyle w:val="7"/>
+        <w:pStyle w:val="Standard"/>
+        <w:rPr/>
       </w:pPr>
+      <w:r>
+        <w:rPr/>
+      </w:r>
     </w:p>
     <w:tbl>
       <w:tblPr>
         <w:tblStyle w:val="3"/>
         <w:tblW w:w="4950" w:type="pct"/>
+        <w:jc w:val="left"/>
         <w:tblInd w:w="5" w:type="dxa"/>
         <w:tblLayout w:type="fixed"/>
         <w:tblCellMar>
@@ -370,26 +416,18 @@
         </w:tblCellMar>
       </w:tblPr>
       <w:tblGrid>
-        <w:gridCol w:w="709"/>
-        <w:gridCol w:w="1576"/>
-        <w:gridCol w:w="1430"/>
-        <w:gridCol w:w="1429"/>
-        <w:gridCol w:w="1003"/>
-        <w:gridCol w:w="2427"/>
-        <w:gridCol w:w="1861"/>
-        <w:gridCol w:w="1575"/>
-        <w:gridCol w:w="1295"/>
-        <w:gridCol w:w="1165"/>
+        <w:gridCol w:w="698"/>
+        <w:gridCol w:w="1552"/>
+        <w:gridCol w:w="1409"/>
+        <w:gridCol w:w="1408"/>
+        <w:gridCol w:w="988"/>
+        <w:gridCol w:w="2391"/>
+        <w:gridCol w:w="1833"/>
+        <w:gridCol w:w="1554"/>
+        <w:gridCol w:w="1276"/>
+        <w:gridCol w:w="1145"/>
       </w:tblGrid>
       <w:tr>
-        <w:tblPrEx>
-          <w:tblCellMar>
-            <w:top w:w="0" w:type="dxa"/>
-            <w:left w:w="108" w:type="dxa"/>
-            <w:bottom w:w="0" w:type="dxa"/>
-            <w:right w:w="108" w:type="dxa"/>
-          </w:tblCellMar>
-        </w:tblPrEx>
         <w:trPr>
           <w:trHeight w:val="300" w:hRule="atLeast"/>
         </w:trPr>
@@ -397,23 +435,24 @@
           <w:tcPr>
             <w:tcW w:w="698" w:type="dxa"/>
             <w:tcBorders>
-              <w:top w:val="single" w:color="000000" w:sz="4" w:space="0"/>
-              <w:left w:val="single" w:color="000000" w:sz="4" w:space="0"/>
-              <w:bottom w:val="single" w:color="000000" w:sz="4" w:space="0"/>
-              <w:right w:val="single" w:color="000000" w:sz="4" w:space="0"/>
-            </w:tcBorders>
-            <w:shd w:val="clear" w:color="auto" w:fill="548DD4"/>
+              <w:top w:val="single" w:sz="4" w:space="0" w:color="000000"/>
+              <w:left w:val="single" w:sz="4" w:space="0" w:color="000000"/>
+              <w:bottom w:val="single" w:sz="4" w:space="0" w:color="000000"/>
+              <w:right w:val="single" w:sz="4" w:space="0" w:color="000000"/>
+            </w:tcBorders>
+            <w:shd w:color="auto" w:fill="548DD4" w:val="clear"/>
             <w:vAlign w:val="center"/>
           </w:tcPr>
           <w:p>
             <w:pPr>
-              <w:pStyle w:val="7"/>
-              <w:widowControl w:val="0"/>
+              <w:pStyle w:val="Standard"/>
+              <w:widowControl w:val="false"/>
               <w:jc w:val="center"/>
-            </w:pPr>
-            <w:r>
-              <w:rPr>
-                <w:rFonts w:ascii="Tahoma" w:hAnsi="Tahoma" w:eastAsia="Times New Roman" w:cs="Tahoma"/>
+              <w:rPr/>
+            </w:pPr>
+            <w:r>
+              <w:rPr>
+                <w:rFonts w:eastAsia="Times New Roman" w:cs="Tahoma" w:ascii="Tahoma" w:hAnsi="Tahoma"/>
                 <w:b/>
                 <w:bCs/>
                 <w:color w:val="FFFFFF"/>
@@ -429,23 +468,24 @@
           <w:tcPr>
             <w:tcW w:w="1552" w:type="dxa"/>
             <w:tcBorders>
-              <w:top w:val="single" w:color="000000" w:sz="4" w:space="0"/>
-              <w:left w:val="single" w:color="000000" w:sz="4" w:space="0"/>
-              <w:bottom w:val="single" w:color="000000" w:sz="4" w:space="0"/>
-              <w:right w:val="single" w:color="000000" w:sz="4" w:space="0"/>
-            </w:tcBorders>
-            <w:shd w:val="clear" w:color="auto" w:fill="548DD4"/>
+              <w:top w:val="single" w:sz="4" w:space="0" w:color="000000"/>
+              <w:left w:val="single" w:sz="4" w:space="0" w:color="000000"/>
+              <w:bottom w:val="single" w:sz="4" w:space="0" w:color="000000"/>
+              <w:right w:val="single" w:sz="4" w:space="0" w:color="000000"/>
+            </w:tcBorders>
+            <w:shd w:color="auto" w:fill="548DD4" w:val="clear"/>
             <w:vAlign w:val="center"/>
           </w:tcPr>
           <w:p>
             <w:pPr>
-              <w:pStyle w:val="7"/>
-              <w:widowControl w:val="0"/>
+              <w:pStyle w:val="Standard"/>
+              <w:widowControl w:val="false"/>
               <w:jc w:val="center"/>
-            </w:pPr>
-            <w:r>
-              <w:rPr>
-                <w:rFonts w:ascii="Tahoma" w:hAnsi="Tahoma" w:eastAsia="Times New Roman" w:cs="Tahoma"/>
+              <w:rPr/>
+            </w:pPr>
+            <w:r>
+              <w:rPr>
+                <w:rFonts w:eastAsia="Times New Roman" w:cs="Tahoma" w:ascii="Tahoma" w:hAnsi="Tahoma"/>
                 <w:b/>
                 <w:bCs/>
                 <w:color w:val="FFFFFF"/>
@@ -461,23 +501,24 @@
           <w:tcPr>
             <w:tcW w:w="1409" w:type="dxa"/>
             <w:tcBorders>
-              <w:top w:val="single" w:color="000000" w:sz="4" w:space="0"/>
-              <w:left w:val="single" w:color="000000" w:sz="4" w:space="0"/>
-              <w:bottom w:val="single" w:color="000000" w:sz="4" w:space="0"/>
-              <w:right w:val="single" w:color="000000" w:sz="4" w:space="0"/>
-            </w:tcBorders>
-            <w:shd w:val="clear" w:color="auto" w:fill="548DD4"/>
+              <w:top w:val="single" w:sz="4" w:space="0" w:color="000000"/>
+              <w:left w:val="single" w:sz="4" w:space="0" w:color="000000"/>
+              <w:bottom w:val="single" w:sz="4" w:space="0" w:color="000000"/>
+              <w:right w:val="single" w:sz="4" w:space="0" w:color="000000"/>
+            </w:tcBorders>
+            <w:shd w:color="auto" w:fill="548DD4" w:val="clear"/>
             <w:vAlign w:val="center"/>
           </w:tcPr>
           <w:p>
             <w:pPr>
-              <w:pStyle w:val="7"/>
-              <w:widowControl w:val="0"/>
+              <w:pStyle w:val="Standard"/>
+              <w:widowControl w:val="false"/>
               <w:jc w:val="center"/>
-            </w:pPr>
-            <w:r>
-              <w:rPr>
-                <w:rFonts w:ascii="Tahoma" w:hAnsi="Tahoma" w:eastAsia="Times New Roman" w:cs="Tahoma"/>
+              <w:rPr/>
+            </w:pPr>
+            <w:r>
+              <w:rPr>
+                <w:rFonts w:eastAsia="Times New Roman" w:cs="Tahoma" w:ascii="Tahoma" w:hAnsi="Tahoma"/>
                 <w:b/>
                 <w:bCs/>
                 <w:color w:val="FFFFFF"/>
@@ -493,23 +534,24 @@
           <w:tcPr>
             <w:tcW w:w="1408" w:type="dxa"/>
             <w:tcBorders>
-              <w:top w:val="single" w:color="000000" w:sz="4" w:space="0"/>
-              <w:left w:val="single" w:color="000000" w:sz="4" w:space="0"/>
-              <w:bottom w:val="single" w:color="000000" w:sz="4" w:space="0"/>
-              <w:right w:val="single" w:color="000000" w:sz="4" w:space="0"/>
-            </w:tcBorders>
-            <w:shd w:val="clear" w:color="auto" w:fill="548DD4"/>
+              <w:top w:val="single" w:sz="4" w:space="0" w:color="000000"/>
+              <w:left w:val="single" w:sz="4" w:space="0" w:color="000000"/>
+              <w:bottom w:val="single" w:sz="4" w:space="0" w:color="000000"/>
+              <w:right w:val="single" w:sz="4" w:space="0" w:color="000000"/>
+            </w:tcBorders>
+            <w:shd w:color="auto" w:fill="548DD4" w:val="clear"/>
             <w:vAlign w:val="center"/>
           </w:tcPr>
           <w:p>
             <w:pPr>
-              <w:pStyle w:val="7"/>
-              <w:widowControl w:val="0"/>
+              <w:pStyle w:val="Standard"/>
+              <w:widowControl w:val="false"/>
               <w:jc w:val="center"/>
-            </w:pPr>
-            <w:r>
-              <w:rPr>
-                <w:rFonts w:ascii="Tahoma" w:hAnsi="Tahoma" w:eastAsia="Times New Roman" w:cs="Tahoma"/>
+              <w:rPr/>
+            </w:pPr>
+            <w:r>
+              <w:rPr>
+                <w:rFonts w:eastAsia="Times New Roman" w:cs="Tahoma" w:ascii="Tahoma" w:hAnsi="Tahoma"/>
                 <w:b/>
                 <w:bCs/>
                 <w:color w:val="FFFFFF"/>
@@ -525,23 +567,24 @@
           <w:tcPr>
             <w:tcW w:w="988" w:type="dxa"/>
             <w:tcBorders>
-              <w:top w:val="single" w:color="000000" w:sz="4" w:space="0"/>
-              <w:left w:val="single" w:color="000000" w:sz="4" w:space="0"/>
-              <w:bottom w:val="single" w:color="000000" w:sz="4" w:space="0"/>
-              <w:right w:val="single" w:color="000000" w:sz="4" w:space="0"/>
-            </w:tcBorders>
-            <w:shd w:val="clear" w:color="auto" w:fill="548DD4"/>
+              <w:top w:val="single" w:sz="4" w:space="0" w:color="000000"/>
+              <w:left w:val="single" w:sz="4" w:space="0" w:color="000000"/>
+              <w:bottom w:val="single" w:sz="4" w:space="0" w:color="000000"/>
+              <w:right w:val="single" w:sz="4" w:space="0" w:color="000000"/>
+            </w:tcBorders>
+            <w:shd w:color="auto" w:fill="548DD4" w:val="clear"/>
             <w:vAlign w:val="center"/>
           </w:tcPr>
           <w:p>
             <w:pPr>
-              <w:pStyle w:val="7"/>
-              <w:widowControl w:val="0"/>
+              <w:pStyle w:val="Standard"/>
+              <w:widowControl w:val="false"/>
               <w:jc w:val="center"/>
-            </w:pPr>
-            <w:r>
-              <w:rPr>
-                <w:rFonts w:ascii="Tahoma" w:hAnsi="Tahoma" w:eastAsia="Times New Roman" w:cs="Tahoma"/>
+              <w:rPr/>
+            </w:pPr>
+            <w:r>
+              <w:rPr>
+                <w:rFonts w:eastAsia="Times New Roman" w:cs="Tahoma" w:ascii="Tahoma" w:hAnsi="Tahoma"/>
                 <w:b/>
                 <w:bCs/>
                 <w:color w:val="FFFFFF"/>
@@ -557,23 +600,24 @@
           <w:tcPr>
             <w:tcW w:w="2391" w:type="dxa"/>
             <w:tcBorders>
-              <w:top w:val="single" w:color="000000" w:sz="4" w:space="0"/>
-              <w:left w:val="single" w:color="000000" w:sz="4" w:space="0"/>
-              <w:bottom w:val="single" w:color="000000" w:sz="4" w:space="0"/>
-              <w:right w:val="single" w:color="000000" w:sz="4" w:space="0"/>
-            </w:tcBorders>
-            <w:shd w:val="clear" w:color="auto" w:fill="548DD4"/>
+              <w:top w:val="single" w:sz="4" w:space="0" w:color="000000"/>
+              <w:left w:val="single" w:sz="4" w:space="0" w:color="000000"/>
+              <w:bottom w:val="single" w:sz="4" w:space="0" w:color="000000"/>
+              <w:right w:val="single" w:sz="4" w:space="0" w:color="000000"/>
+            </w:tcBorders>
+            <w:shd w:color="auto" w:fill="548DD4" w:val="clear"/>
             <w:vAlign w:val="center"/>
           </w:tcPr>
           <w:p>
             <w:pPr>
-              <w:pStyle w:val="7"/>
-              <w:widowControl w:val="0"/>
+              <w:pStyle w:val="Standard"/>
+              <w:widowControl w:val="false"/>
               <w:jc w:val="center"/>
-            </w:pPr>
-            <w:r>
-              <w:rPr>
-                <w:rFonts w:ascii="Tahoma" w:hAnsi="Tahoma" w:eastAsia="Times New Roman" w:cs="Tahoma"/>
+              <w:rPr/>
+            </w:pPr>
+            <w:r>
+              <w:rPr>
+                <w:rFonts w:eastAsia="Times New Roman" w:cs="Tahoma" w:ascii="Tahoma" w:hAnsi="Tahoma"/>
                 <w:b/>
                 <w:bCs/>
                 <w:color w:val="FFFFFF"/>
@@ -589,23 +633,24 @@
           <w:tcPr>
             <w:tcW w:w="1833" w:type="dxa"/>
             <w:tcBorders>
-              <w:top w:val="single" w:color="000000" w:sz="4" w:space="0"/>
-              <w:left w:val="single" w:color="000000" w:sz="4" w:space="0"/>
-              <w:bottom w:val="single" w:color="000000" w:sz="4" w:space="0"/>
-              <w:right w:val="single" w:color="000000" w:sz="4" w:space="0"/>
-            </w:tcBorders>
-            <w:shd w:val="clear" w:color="auto" w:fill="548DD4"/>
+              <w:top w:val="single" w:sz="4" w:space="0" w:color="000000"/>
+              <w:left w:val="single" w:sz="4" w:space="0" w:color="000000"/>
+              <w:bottom w:val="single" w:sz="4" w:space="0" w:color="000000"/>
+              <w:right w:val="single" w:sz="4" w:space="0" w:color="000000"/>
+            </w:tcBorders>
+            <w:shd w:color="auto" w:fill="548DD4" w:val="clear"/>
             <w:vAlign w:val="center"/>
           </w:tcPr>
           <w:p>
             <w:pPr>
-              <w:pStyle w:val="7"/>
-              <w:widowControl w:val="0"/>
+              <w:pStyle w:val="Standard"/>
+              <w:widowControl w:val="false"/>
               <w:jc w:val="center"/>
-            </w:pPr>
-            <w:r>
-              <w:rPr>
-                <w:rFonts w:ascii="Tahoma" w:hAnsi="Tahoma" w:eastAsia="Times New Roman" w:cs="Tahoma"/>
+              <w:rPr/>
+            </w:pPr>
+            <w:r>
+              <w:rPr>
+                <w:rFonts w:eastAsia="Times New Roman" w:cs="Tahoma" w:ascii="Tahoma" w:hAnsi="Tahoma"/>
                 <w:b/>
                 <w:bCs/>
                 <w:color w:val="FFFFFF"/>
@@ -619,25 +664,26 @@
         </w:tc>
         <w:tc>
           <w:tcPr>
-            <w:tcW w:w="1551" w:type="dxa"/>
-            <w:tcBorders>
-              <w:top w:val="single" w:color="000000" w:sz="4" w:space="0"/>
-              <w:left w:val="single" w:color="000000" w:sz="4" w:space="0"/>
-              <w:bottom w:val="single" w:color="000000" w:sz="4" w:space="0"/>
-              <w:right w:val="single" w:color="000000" w:sz="4" w:space="0"/>
-            </w:tcBorders>
-            <w:shd w:val="clear" w:color="auto" w:fill="548DD4"/>
+            <w:tcW w:w="1554" w:type="dxa"/>
+            <w:tcBorders>
+              <w:top w:val="single" w:sz="4" w:space="0" w:color="000000"/>
+              <w:left w:val="single" w:sz="4" w:space="0" w:color="000000"/>
+              <w:bottom w:val="single" w:sz="4" w:space="0" w:color="000000"/>
+              <w:right w:val="single" w:sz="4" w:space="0" w:color="000000"/>
+            </w:tcBorders>
+            <w:shd w:color="auto" w:fill="548DD4" w:val="clear"/>
             <w:vAlign w:val="center"/>
           </w:tcPr>
           <w:p>
             <w:pPr>
-              <w:pStyle w:val="7"/>
-              <w:widowControl w:val="0"/>
+              <w:pStyle w:val="Standard"/>
+              <w:widowControl w:val="false"/>
               <w:jc w:val="center"/>
-            </w:pPr>
-            <w:r>
-              <w:rPr>
-                <w:rFonts w:ascii="Tahoma" w:hAnsi="Tahoma" w:eastAsia="Times New Roman" w:cs="Tahoma"/>
+              <w:rPr/>
+            </w:pPr>
+            <w:r>
+              <w:rPr>
+                <w:rFonts w:eastAsia="Times New Roman" w:cs="Tahoma" w:ascii="Tahoma" w:hAnsi="Tahoma"/>
                 <w:b/>
                 <w:bCs/>
                 <w:color w:val="FFFFFF"/>
@@ -653,23 +699,24 @@
           <w:tcPr>
             <w:tcW w:w="1276" w:type="dxa"/>
             <w:tcBorders>
-              <w:top w:val="single" w:color="000000" w:sz="4" w:space="0"/>
-              <w:left w:val="single" w:color="000000" w:sz="4" w:space="0"/>
-              <w:bottom w:val="single" w:color="000000" w:sz="4" w:space="0"/>
-              <w:right w:val="single" w:color="000000" w:sz="4" w:space="0"/>
-            </w:tcBorders>
-            <w:shd w:val="clear" w:color="auto" w:fill="548DD4"/>
+              <w:top w:val="single" w:sz="4" w:space="0" w:color="000000"/>
+              <w:left w:val="single" w:sz="4" w:space="0" w:color="000000"/>
+              <w:bottom w:val="single" w:sz="4" w:space="0" w:color="000000"/>
+              <w:right w:val="single" w:sz="4" w:space="0" w:color="000000"/>
+            </w:tcBorders>
+            <w:shd w:color="auto" w:fill="548DD4" w:val="clear"/>
             <w:vAlign w:val="center"/>
           </w:tcPr>
           <w:p>
             <w:pPr>
-              <w:pStyle w:val="7"/>
-              <w:widowControl w:val="0"/>
+              <w:pStyle w:val="Standard"/>
+              <w:widowControl w:val="false"/>
               <w:jc w:val="center"/>
-            </w:pPr>
-            <w:r>
-              <w:rPr>
-                <w:rFonts w:ascii="Tahoma" w:hAnsi="Tahoma" w:eastAsia="Times New Roman" w:cs="Tahoma"/>
+              <w:rPr/>
+            </w:pPr>
+            <w:r>
+              <w:rPr>
+                <w:rFonts w:eastAsia="Times New Roman" w:cs="Tahoma" w:ascii="Tahoma" w:hAnsi="Tahoma"/>
                 <w:b/>
                 <w:bCs/>
                 <w:color w:val="FFFFFF"/>
@@ -683,25 +730,26 @@
         </w:tc>
         <w:tc>
           <w:tcPr>
-            <w:tcW w:w="1148" w:type="dxa"/>
-            <w:tcBorders>
-              <w:top w:val="single" w:color="000000" w:sz="4" w:space="0"/>
-              <w:left w:val="single" w:color="000000" w:sz="4" w:space="0"/>
-              <w:bottom w:val="single" w:color="000000" w:sz="4" w:space="0"/>
-              <w:right w:val="single" w:color="000000" w:sz="4" w:space="0"/>
-            </w:tcBorders>
-            <w:shd w:val="clear" w:color="auto" w:fill="548DD4"/>
+            <w:tcW w:w="1145" w:type="dxa"/>
+            <w:tcBorders>
+              <w:top w:val="single" w:sz="4" w:space="0" w:color="000000"/>
+              <w:left w:val="single" w:sz="4" w:space="0" w:color="000000"/>
+              <w:bottom w:val="single" w:sz="4" w:space="0" w:color="000000"/>
+              <w:right w:val="single" w:sz="4" w:space="0" w:color="000000"/>
+            </w:tcBorders>
+            <w:shd w:color="auto" w:fill="548DD4" w:val="clear"/>
             <w:vAlign w:val="center"/>
           </w:tcPr>
           <w:p>
             <w:pPr>
-              <w:pStyle w:val="7"/>
-              <w:widowControl w:val="0"/>
+              <w:pStyle w:val="Standard"/>
+              <w:widowControl w:val="false"/>
               <w:jc w:val="center"/>
-            </w:pPr>
-            <w:r>
-              <w:rPr>
-                <w:rFonts w:ascii="Tahoma" w:hAnsi="Tahoma" w:eastAsia="Times New Roman" w:cs="Tahoma"/>
+              <w:rPr/>
+            </w:pPr>
+            <w:r>
+              <w:rPr>
+                <w:rFonts w:eastAsia="Times New Roman" w:cs="Tahoma" w:ascii="Tahoma" w:hAnsi="Tahoma"/>
                 <w:b/>
                 <w:bCs/>
                 <w:color w:val="FFFFFF"/>
@@ -715,14 +763,6 @@
         </w:tc>
       </w:tr>
       <w:tr>
-        <w:tblPrEx>
-          <w:tblCellMar>
-            <w:top w:w="0" w:type="dxa"/>
-            <w:left w:w="108" w:type="dxa"/>
-            <w:bottom w:w="0" w:type="dxa"/>
-            <w:right w:w="108" w:type="dxa"/>
-          </w:tblCellMar>
-        </w:tblPrEx>
         <w:trPr>
           <w:trHeight w:val="3079" w:hRule="atLeast"/>
         </w:trPr>
@@ -730,26 +770,27 @@
           <w:tcPr>
             <w:tcW w:w="698" w:type="dxa"/>
             <w:tcBorders>
-              <w:top w:val="single" w:color="000000" w:sz="4" w:space="0"/>
-              <w:left w:val="single" w:color="000000" w:sz="4" w:space="0"/>
-              <w:bottom w:val="single" w:color="000000" w:sz="4" w:space="0"/>
-              <w:right w:val="single" w:color="000000" w:sz="4" w:space="0"/>
-            </w:tcBorders>
-            <w:shd w:val="clear" w:color="auto" w:fill="auto"/>
+              <w:top w:val="single" w:sz="4" w:space="0" w:color="000000"/>
+              <w:left w:val="single" w:sz="4" w:space="0" w:color="000000"/>
+              <w:bottom w:val="single" w:sz="4" w:space="0" w:color="000000"/>
+              <w:right w:val="single" w:sz="4" w:space="0" w:color="000000"/>
+            </w:tcBorders>
+            <w:shd w:color="auto" w:fill="auto" w:val="clear"/>
             <w:vAlign w:val="center"/>
           </w:tcPr>
           <w:p>
             <w:pPr>
-              <w:pStyle w:val="7"/>
-              <w:widowControl w:val="0"/>
+              <w:pStyle w:val="Standard"/>
+              <w:widowControl w:val="false"/>
               <w:jc w:val="center"/>
-            </w:pPr>
-            <w:r>
-              <w:rPr>
-                <w:rFonts w:ascii="Tahoma" w:hAnsi="Tahoma" w:cs="Tahoma"/>
+              <w:rPr/>
+            </w:pPr>
+            <w:r>
+              <w:rPr>
+                <w:rFonts w:cs="Tahoma" w:ascii="Tahoma" w:hAnsi="Tahoma"/>
                 <w:sz w:val="14"/>
                 <w:szCs w:val="14"/>
-                <w:shd w:val="clear" w:fill="auto"/>
+                <w:shd w:fill="auto" w:val="clear"/>
               </w:rPr>
               <w:t>${puestoNuevo.item}</w:t>
             </w:r>
@@ -759,26 +800,27 @@
           <w:tcPr>
             <w:tcW w:w="1552" w:type="dxa"/>
             <w:tcBorders>
-              <w:top w:val="single" w:color="000000" w:sz="4" w:space="0"/>
-              <w:bottom w:val="single" w:color="000000" w:sz="4" w:space="0"/>
-              <w:right w:val="single" w:color="000000" w:sz="4" w:space="0"/>
-            </w:tcBorders>
-            <w:shd w:val="clear" w:color="auto" w:fill="auto"/>
+              <w:top w:val="single" w:sz="4" w:space="0" w:color="000000"/>
+              <w:bottom w:val="single" w:sz="4" w:space="0" w:color="000000"/>
+              <w:right w:val="single" w:sz="4" w:space="0" w:color="000000"/>
+            </w:tcBorders>
+            <w:shd w:color="auto" w:fill="auto" w:val="clear"/>
             <w:vAlign w:val="center"/>
           </w:tcPr>
           <w:p>
             <w:pPr>
-              <w:pStyle w:val="7"/>
-              <w:widowControl w:val="0"/>
+              <w:pStyle w:val="Standard"/>
+              <w:widowControl w:val="false"/>
               <w:jc w:val="center"/>
-            </w:pPr>
-            <w:r>
-              <w:rPr>
-                <w:rFonts w:ascii="Tahoma" w:hAnsi="Tahoma" w:cs="Tahoma"/>
+              <w:rPr/>
+            </w:pPr>
+            <w:r>
+              <w:rPr>
+                <w:rFonts w:cs="Tahoma" w:ascii="Tahoma" w:hAnsi="Tahoma"/>
                 <w:color w:val="000000"/>
                 <w:sz w:val="14"/>
                 <w:szCs w:val="14"/>
-                <w:shd w:val="clear" w:fill="auto"/>
+                <w:shd w:fill="auto" w:val="clear"/>
               </w:rPr>
               <w:t>${puesto</w:t>
             </w:r>
@@ -786,54 +828,63 @@
             <w:bookmarkEnd w:id="0"/>
             <w:r>
               <w:rPr>
-                <w:rFonts w:ascii="Tahoma" w:hAnsi="Tahoma" w:cs="Tahoma"/>
+                <w:rFonts w:cs="Tahoma" w:ascii="Tahoma" w:hAnsi="Tahoma"/>
                 <w:color w:val="000000"/>
                 <w:sz w:val="14"/>
                 <w:szCs w:val="14"/>
-                <w:shd w:val="clear" w:fill="auto"/>
+                <w:shd w:fill="auto" w:val="clear"/>
               </w:rPr>
               <w:t xml:space="preserve">Nuevo.gerencia}  </w:t>
             </w:r>
           </w:p>
           <w:p>
             <w:pPr>
-              <w:pStyle w:val="7"/>
-              <w:widowControl w:val="0"/>
+              <w:pStyle w:val="Standard"/>
+              <w:widowControl w:val="false"/>
               <w:jc w:val="center"/>
               <w:rPr>
                 <w:rFonts w:ascii="Tahoma" w:hAnsi="Tahoma"/>
                 <w:sz w:val="14"/>
                 <w:szCs w:val="14"/>
                 <w:highlight w:val="none"/>
-                <w:shd w:val="clear" w:fill="auto"/>
-              </w:rPr>
-            </w:pPr>
+                <w:shd w:fill="auto" w:val="clear"/>
+              </w:rPr>
+            </w:pPr>
+            <w:r>
+              <w:rPr>
+                <w:rFonts w:ascii="Tahoma" w:hAnsi="Tahoma"/>
+                <w:sz w:val="14"/>
+                <w:szCs w:val="14"/>
+                <w:shd w:fill="auto" w:val="clear"/>
+              </w:rPr>
+            </w:r>
           </w:p>
         </w:tc>
         <w:tc>
           <w:tcPr>
             <w:tcW w:w="1409" w:type="dxa"/>
             <w:tcBorders>
-              <w:top w:val="single" w:color="000000" w:sz="4" w:space="0"/>
-              <w:bottom w:val="single" w:color="000000" w:sz="4" w:space="0"/>
-              <w:right w:val="single" w:color="000000" w:sz="4" w:space="0"/>
-            </w:tcBorders>
-            <w:shd w:val="clear" w:color="auto" w:fill="auto"/>
+              <w:top w:val="single" w:sz="4" w:space="0" w:color="000000"/>
+              <w:bottom w:val="single" w:sz="4" w:space="0" w:color="000000"/>
+              <w:right w:val="single" w:sz="4" w:space="0" w:color="000000"/>
+            </w:tcBorders>
+            <w:shd w:color="auto" w:fill="auto" w:val="clear"/>
             <w:vAlign w:val="center"/>
           </w:tcPr>
           <w:p>
             <w:pPr>
-              <w:pStyle w:val="7"/>
-              <w:widowControl w:val="0"/>
+              <w:pStyle w:val="Standard"/>
+              <w:widowControl w:val="false"/>
               <w:jc w:val="center"/>
-            </w:pPr>
-            <w:r>
-              <w:rPr>
-                <w:rFonts w:ascii="Tahoma" w:hAnsi="Tahoma" w:cs="Tahoma"/>
+              <w:rPr/>
+            </w:pPr>
+            <w:r>
+              <w:rPr>
+                <w:rFonts w:cs="Tahoma" w:ascii="Tahoma" w:hAnsi="Tahoma"/>
                 <w:color w:val="000000"/>
                 <w:sz w:val="14"/>
                 <w:szCs w:val="14"/>
-                <w:shd w:val="clear" w:fill="auto"/>
+                <w:shd w:fill="auto" w:val="clear"/>
               </w:rPr>
               <w:t>${puestoNuevo.departamento}</w:t>
             </w:r>
@@ -843,26 +894,27 @@
           <w:tcPr>
             <w:tcW w:w="1408" w:type="dxa"/>
             <w:tcBorders>
-              <w:top w:val="single" w:color="000000" w:sz="4" w:space="0"/>
-              <w:bottom w:val="single" w:color="000000" w:sz="4" w:space="0"/>
-              <w:right w:val="single" w:color="000000" w:sz="4" w:space="0"/>
-            </w:tcBorders>
-            <w:shd w:val="clear" w:color="auto" w:fill="auto"/>
+              <w:top w:val="single" w:sz="4" w:space="0" w:color="000000"/>
+              <w:bottom w:val="single" w:sz="4" w:space="0" w:color="000000"/>
+              <w:right w:val="single" w:sz="4" w:space="0" w:color="000000"/>
+            </w:tcBorders>
+            <w:shd w:color="auto" w:fill="auto" w:val="clear"/>
             <w:vAlign w:val="center"/>
           </w:tcPr>
           <w:p>
             <w:pPr>
-              <w:pStyle w:val="7"/>
-              <w:widowControl w:val="0"/>
+              <w:pStyle w:val="Standard"/>
+              <w:widowControl w:val="false"/>
               <w:jc w:val="center"/>
-            </w:pPr>
-            <w:r>
-              <w:rPr>
-                <w:rFonts w:ascii="Tahoma" w:hAnsi="Tahoma" w:cs="Tahoma"/>
+              <w:rPr/>
+            </w:pPr>
+            <w:r>
+              <w:rPr>
+                <w:rFonts w:cs="Tahoma" w:ascii="Tahoma" w:hAnsi="Tahoma"/>
                 <w:color w:val="000000"/>
                 <w:sz w:val="14"/>
                 <w:szCs w:val="14"/>
-                <w:shd w:val="clear" w:fill="auto"/>
+                <w:shd w:fill="auto" w:val="clear"/>
               </w:rPr>
               <w:t>${puestoNuevo.denominacion}</w:t>
             </w:r>
@@ -872,26 +924,27 @@
           <w:tcPr>
             <w:tcW w:w="988" w:type="dxa"/>
             <w:tcBorders>
-              <w:top w:val="single" w:color="000000" w:sz="4" w:space="0"/>
-              <w:bottom w:val="single" w:color="000000" w:sz="4" w:space="0"/>
-              <w:right w:val="single" w:color="000000" w:sz="4" w:space="0"/>
-            </w:tcBorders>
-            <w:shd w:val="clear" w:color="auto" w:fill="auto"/>
+              <w:top w:val="single" w:sz="4" w:space="0" w:color="000000"/>
+              <w:bottom w:val="single" w:sz="4" w:space="0" w:color="000000"/>
+              <w:right w:val="single" w:sz="4" w:space="0" w:color="000000"/>
+            </w:tcBorders>
+            <w:shd w:color="auto" w:fill="auto" w:val="clear"/>
             <w:vAlign w:val="center"/>
           </w:tcPr>
           <w:p>
             <w:pPr>
-              <w:pStyle w:val="7"/>
-              <w:widowControl w:val="0"/>
+              <w:pStyle w:val="Standard"/>
+              <w:widowControl w:val="false"/>
               <w:jc w:val="center"/>
-            </w:pPr>
-            <w:r>
-              <w:rPr>
-                <w:rFonts w:ascii="Tahoma" w:hAnsi="Tahoma" w:cs="Tahoma"/>
+              <w:rPr/>
+            </w:pPr>
+            <w:r>
+              <w:rPr>
+                <w:rFonts w:cs="Tahoma" w:ascii="Tahoma" w:hAnsi="Tahoma"/>
                 <w:color w:val="000000"/>
                 <w:sz w:val="14"/>
                 <w:szCs w:val="14"/>
-                <w:shd w:val="clear" w:fill="auto"/>
+                <w:shd w:fill="auto" w:val="clear"/>
               </w:rPr>
               <w:t>${puestoNuevo.salario}</w:t>
             </w:r>
@@ -901,27 +954,28 @@
           <w:tcPr>
             <w:tcW w:w="2391" w:type="dxa"/>
             <w:tcBorders>
-              <w:top w:val="single" w:color="000000" w:sz="4" w:space="0"/>
-              <w:left w:val="single" w:color="000000" w:sz="4" w:space="0"/>
-              <w:bottom w:val="single" w:color="000000" w:sz="4" w:space="0"/>
-              <w:right w:val="single" w:color="000000" w:sz="4" w:space="0"/>
-            </w:tcBorders>
-            <w:shd w:val="clear" w:color="auto" w:fill="auto"/>
+              <w:top w:val="single" w:sz="4" w:space="0" w:color="000000"/>
+              <w:left w:val="single" w:sz="4" w:space="0" w:color="000000"/>
+              <w:bottom w:val="single" w:sz="4" w:space="0" w:color="000000"/>
+              <w:right w:val="single" w:sz="4" w:space="0" w:color="000000"/>
+            </w:tcBorders>
+            <w:shd w:color="auto" w:fill="auto" w:val="clear"/>
             <w:vAlign w:val="center"/>
           </w:tcPr>
           <w:p>
             <w:pPr>
-              <w:pStyle w:val="7"/>
-              <w:widowControl w:val="0"/>
+              <w:pStyle w:val="Standard"/>
+              <w:widowControl w:val="false"/>
               <w:jc w:val="center"/>
-            </w:pPr>
-            <w:r>
-              <w:rPr>
-                <w:rFonts w:ascii="Tahoma" w:hAnsi="Tahoma" w:cs="Tahoma"/>
+              <w:rPr/>
+            </w:pPr>
+            <w:r>
+              <w:rPr>
+                <w:rFonts w:cs="Tahoma" w:ascii="Tahoma" w:hAnsi="Tahoma"/>
                 <w:color w:val="000000"/>
                 <w:sz w:val="14"/>
                 <w:szCs w:val="14"/>
-                <w:shd w:val="clear" w:fill="auto"/>
+                <w:shd w:fill="auto" w:val="clear"/>
               </w:rPr>
               <w:t>${puestoNuevo.formacionRequerida}</w:t>
             </w:r>
@@ -931,25 +985,26 @@
           <w:tcPr>
             <w:tcW w:w="1833" w:type="dxa"/>
             <w:tcBorders>
-              <w:top w:val="single" w:color="000000" w:sz="4" w:space="0"/>
-              <w:bottom w:val="single" w:color="000000" w:sz="4" w:space="0"/>
-              <w:right w:val="single" w:color="000000" w:sz="4" w:space="0"/>
-            </w:tcBorders>
-            <w:shd w:val="clear" w:color="auto" w:fill="auto"/>
+              <w:top w:val="single" w:sz="4" w:space="0" w:color="000000"/>
+              <w:bottom w:val="single" w:sz="4" w:space="0" w:color="000000"/>
+              <w:right w:val="single" w:sz="4" w:space="0" w:color="000000"/>
+            </w:tcBorders>
+            <w:shd w:color="auto" w:fill="auto" w:val="clear"/>
             <w:vAlign w:val="center"/>
           </w:tcPr>
           <w:p>
             <w:pPr>
-              <w:pStyle w:val="7"/>
-              <w:widowControl w:val="0"/>
+              <w:pStyle w:val="Standard"/>
+              <w:widowControl w:val="false"/>
               <w:jc w:val="center"/>
+              <w:rPr/>
             </w:pPr>
             <w:r>
               <w:rPr>
                 <w:rFonts w:ascii="Tahoma" w:hAnsi="Tahoma"/>
                 <w:sz w:val="14"/>
                 <w:szCs w:val="14"/>
-                <w:shd w:val="clear" w:fill="auto"/>
+                <w:shd w:fill="auto" w:val="clear"/>
               </w:rPr>
               <w:t>${puestoNuevo.experienciaProfesionalSegunCargo}</w:t>
             </w:r>
@@ -957,27 +1012,28 @@
         </w:tc>
         <w:tc>
           <w:tcPr>
-            <w:tcW w:w="1551" w:type="dxa"/>
-            <w:tcBorders>
-              <w:top w:val="single" w:color="000000" w:sz="4" w:space="0"/>
-              <w:bottom w:val="single" w:color="000000" w:sz="4" w:space="0"/>
-              <w:right w:val="single" w:color="000000" w:sz="4" w:space="0"/>
-            </w:tcBorders>
-            <w:shd w:val="clear" w:color="auto" w:fill="auto"/>
+            <w:tcW w:w="1554" w:type="dxa"/>
+            <w:tcBorders>
+              <w:top w:val="single" w:sz="4" w:space="0" w:color="000000"/>
+              <w:bottom w:val="single" w:sz="4" w:space="0" w:color="000000"/>
+              <w:right w:val="single" w:sz="4" w:space="0" w:color="000000"/>
+            </w:tcBorders>
+            <w:shd w:color="auto" w:fill="auto" w:val="clear"/>
             <w:vAlign w:val="center"/>
           </w:tcPr>
           <w:p>
             <w:pPr>
-              <w:pStyle w:val="7"/>
-              <w:widowControl w:val="0"/>
+              <w:pStyle w:val="Standard"/>
+              <w:widowControl w:val="false"/>
               <w:jc w:val="center"/>
+              <w:rPr/>
             </w:pPr>
             <w:r>
               <w:rPr>
                 <w:rFonts w:ascii="Tahoma" w:hAnsi="Tahoma"/>
                 <w:sz w:val="14"/>
                 <w:szCs w:val="14"/>
-                <w:shd w:val="clear" w:fill="auto"/>
+                <w:shd w:fill="auto" w:val="clear"/>
               </w:rPr>
               <w:t>${puestoNuevo.experienciaRelacionadoAlArea}</w:t>
             </w:r>
@@ -987,25 +1043,26 @@
           <w:tcPr>
             <w:tcW w:w="1276" w:type="dxa"/>
             <w:tcBorders>
-              <w:top w:val="single" w:color="000000" w:sz="4" w:space="0"/>
-              <w:bottom w:val="single" w:color="000000" w:sz="4" w:space="0"/>
-              <w:right w:val="single" w:color="000000" w:sz="4" w:space="0"/>
-            </w:tcBorders>
-            <w:shd w:val="clear" w:color="auto" w:fill="auto"/>
+              <w:top w:val="single" w:sz="4" w:space="0" w:color="000000"/>
+              <w:bottom w:val="single" w:sz="4" w:space="0" w:color="000000"/>
+              <w:right w:val="single" w:sz="4" w:space="0" w:color="000000"/>
+            </w:tcBorders>
+            <w:shd w:color="auto" w:fill="auto" w:val="clear"/>
             <w:vAlign w:val="center"/>
           </w:tcPr>
           <w:p>
             <w:pPr>
-              <w:pStyle w:val="7"/>
-              <w:widowControl w:val="0"/>
+              <w:pStyle w:val="Standard"/>
+              <w:widowControl w:val="false"/>
               <w:jc w:val="center"/>
+              <w:rPr/>
             </w:pPr>
             <w:r>
               <w:rPr>
                 <w:rFonts w:ascii="Tahoma" w:hAnsi="Tahoma"/>
                 <w:sz w:val="14"/>
                 <w:szCs w:val="14"/>
-                <w:shd w:val="clear" w:fill="auto"/>
+                <w:shd w:fill="auto" w:val="clear"/>
               </w:rPr>
               <w:t>${puestoNuevo.experienciaEnFuncionesDeMando}</w:t>
             </w:r>
@@ -1013,39 +1070,40 @@
         </w:tc>
         <w:tc>
           <w:tcPr>
-            <w:tcW w:w="1148" w:type="dxa"/>
-            <w:tcBorders>
-              <w:top w:val="single" w:color="000000" w:sz="4" w:space="0"/>
-              <w:left w:val="single" w:color="000000" w:sz="4" w:space="0"/>
-              <w:bottom w:val="single" w:color="000000" w:sz="4" w:space="0"/>
-              <w:right w:val="single" w:color="000000" w:sz="4" w:space="0"/>
-            </w:tcBorders>
-            <w:shd w:val="clear" w:color="auto" w:fill="auto"/>
+            <w:tcW w:w="1145" w:type="dxa"/>
+            <w:tcBorders>
+              <w:top w:val="single" w:sz="4" w:space="0" w:color="000000"/>
+              <w:left w:val="single" w:sz="4" w:space="0" w:color="000000"/>
+              <w:bottom w:val="single" w:sz="4" w:space="0" w:color="000000"/>
+              <w:right w:val="single" w:sz="4" w:space="0" w:color="000000"/>
+            </w:tcBorders>
+            <w:shd w:color="auto" w:fill="auto" w:val="clear"/>
             <w:vAlign w:val="center"/>
           </w:tcPr>
           <w:p>
             <w:pPr>
-              <w:pStyle w:val="7"/>
-              <w:widowControl w:val="0"/>
+              <w:pStyle w:val="Standard"/>
+              <w:widowControl w:val="false"/>
               <w:jc w:val="center"/>
-            </w:pPr>
-            <w:r>
-              <w:rPr>
-                <w:rFonts w:ascii="Tahoma" w:hAnsi="Tahoma" w:cs="Tahoma"/>
+              <w:rPr/>
+            </w:pPr>
+            <w:r>
+              <w:rPr>
+                <w:rFonts w:cs="Tahoma" w:ascii="Tahoma" w:hAnsi="Tahoma"/>
                 <w:b/>
                 <w:bCs/>
                 <w:sz w:val="14"/>
                 <w:szCs w:val="14"/>
-                <w:shd w:val="clear" w:fill="auto"/>
+                <w:shd w:fill="auto" w:val="clear"/>
               </w:rPr>
               <w:t xml:space="preserve">${incorporacion.observacion} </w:t>
             </w:r>
             <w:r>
               <w:rPr>
-                <w:rFonts w:ascii="Tahoma" w:hAnsi="Tahoma" w:cs="Tahoma"/>
+                <w:rFonts w:cs="Tahoma" w:ascii="Tahoma" w:hAnsi="Tahoma"/>
                 <w:sz w:val="14"/>
                 <w:szCs w:val="14"/>
-                <w:shd w:val="clear" w:fill="auto"/>
+                <w:shd w:fill="auto" w:val="clear"/>
               </w:rPr>
               <w:t xml:space="preserve"> </w:t>
             </w:r>
@@ -1053,14 +1111,6 @@
         </w:tc>
       </w:tr>
       <w:tr>
-        <w:tblPrEx>
-          <w:tblCellMar>
-            <w:top w:w="0" w:type="dxa"/>
-            <w:left w:w="108" w:type="dxa"/>
-            <w:bottom w:w="0" w:type="dxa"/>
-            <w:right w:w="108" w:type="dxa"/>
-          </w:tblCellMar>
-        </w:tblPrEx>
         <w:trPr>
           <w:trHeight w:val="340" w:hRule="atLeast"/>
         </w:trPr>
@@ -1069,18 +1119,19 @@
             <w:tcW w:w="14254" w:type="dxa"/>
             <w:gridSpan w:val="10"/>
             <w:tcBorders>
-              <w:top w:val="single" w:color="000000" w:sz="4" w:space="0"/>
-              <w:left w:val="single" w:color="000000" w:sz="4" w:space="0"/>
-              <w:bottom w:val="single" w:color="000000" w:sz="4" w:space="0"/>
-              <w:right w:val="single" w:color="000000" w:sz="4" w:space="0"/>
-            </w:tcBorders>
-          </w:tcPr>
-          <w:p>
-            <w:pPr>
-              <w:pStyle w:val="7"/>
-              <w:widowControl w:val="0"/>
+              <w:top w:val="single" w:sz="4" w:space="0" w:color="000000"/>
+              <w:left w:val="single" w:sz="4" w:space="0" w:color="000000"/>
+              <w:bottom w:val="single" w:sz="4" w:space="0" w:color="000000"/>
+              <w:right w:val="single" w:sz="4" w:space="0" w:color="000000"/>
+            </w:tcBorders>
+          </w:tcPr>
+          <w:p>
+            <w:pPr>
+              <w:pStyle w:val="Standard"/>
+              <w:widowControl w:val="false"/>
               <w:tabs>
-                <w:tab w:val="left" w:pos="600"/>
+                <w:tab w:val="clear" w:pos="708"/>
+                <w:tab w:val="left" w:pos="600" w:leader="none"/>
               </w:tabs>
               <w:rPr>
                 <w:rFonts w:ascii="Tahoma" w:hAnsi="Tahoma" w:cs="Tahoma"/>
@@ -1089,15 +1140,24 @@
                 <w:szCs w:val="16"/>
               </w:rPr>
             </w:pPr>
+            <w:r>
+              <w:rPr>
+                <w:rFonts w:cs="Tahoma" w:ascii="Tahoma" w:hAnsi="Tahoma"/>
+                <w:b/>
+                <w:sz w:val="14"/>
+                <w:szCs w:val="16"/>
+              </w:rPr>
+            </w:r>
           </w:p>
         </w:tc>
       </w:tr>
     </w:tbl>
     <w:p>
       <w:pPr>
-        <w:pStyle w:val="7"/>
+        <w:pStyle w:val="Standard"/>
         <w:tabs>
-          <w:tab w:val="left" w:pos="11612"/>
+          <w:tab w:val="clear" w:pos="708"/>
+          <w:tab w:val="left" w:pos="11612" w:leader="none"/>
         </w:tabs>
         <w:rPr>
           <w:rFonts w:ascii="Tahoma" w:hAnsi="Tahoma" w:cs="Tahoma"/>
@@ -1105,12 +1165,20 @@
           <w:szCs w:val="20"/>
         </w:rPr>
       </w:pPr>
+      <w:r>
+        <w:rPr>
+          <w:rFonts w:cs="Tahoma" w:ascii="Tahoma" w:hAnsi="Tahoma"/>
+          <w:sz w:val="20"/>
+          <w:szCs w:val="20"/>
+        </w:rPr>
+      </w:r>
     </w:p>
     <w:p>
       <w:pPr>
-        <w:pStyle w:val="7"/>
+        <w:pStyle w:val="Standard"/>
         <w:tabs>
-          <w:tab w:val="left" w:pos="11647"/>
+          <w:tab w:val="clear" w:pos="708"/>
+          <w:tab w:val="left" w:pos="11647" w:leader="none"/>
         </w:tabs>
         <w:rPr>
           <w:rFonts w:ascii="Tahoma" w:hAnsi="Tahoma" w:cs="Tahoma"/>
@@ -1118,18 +1186,27 @@
           <w:szCs w:val="20"/>
         </w:rPr>
       </w:pPr>
+      <w:r>
+        <w:rPr>
+          <w:rFonts w:cs="Tahoma" w:ascii="Tahoma" w:hAnsi="Tahoma"/>
+          <w:sz w:val="20"/>
+          <w:szCs w:val="20"/>
+        </w:rPr>
+      </w:r>
     </w:p>
     <w:p>
       <w:pPr>
-        <w:pStyle w:val="7"/>
+        <w:pStyle w:val="Standard"/>
         <w:tabs>
-          <w:tab w:val="left" w:pos="11647"/>
+          <w:tab w:val="clear" w:pos="708"/>
+          <w:tab w:val="left" w:pos="11647" w:leader="none"/>
         </w:tabs>
         <w:jc w:val="center"/>
+        <w:rPr/>
       </w:pPr>
       <w:r>
         <w:rPr>
-          <w:rFonts w:ascii="Tahoma" w:hAnsi="Tahoma" w:cs="Tahoma"/>
+          <w:rFonts w:cs="Tahoma" w:ascii="Tahoma" w:hAnsi="Tahoma"/>
           <w:sz w:val="20"/>
           <w:szCs w:val="20"/>
         </w:rPr>
@@ -1138,131 +1215,112 @@
     </w:p>
     <w:p>
       <w:pPr>
-        <w:pStyle w:val="7"/>
+        <w:pStyle w:val="Standard"/>
         <w:tabs>
-          <w:tab w:val="left" w:pos="11647"/>
+          <w:tab w:val="clear" w:pos="708"/>
+          <w:tab w:val="left" w:pos="11647" w:leader="none"/>
         </w:tabs>
         <w:jc w:val="center"/>
+        <w:rPr/>
       </w:pPr>
+      <w:r>
+        <w:rPr/>
+      </w:r>
     </w:p>
     <w:p>
       <w:pPr>
-        <w:pStyle w:val="7"/>
+        <w:pStyle w:val="Standard"/>
         <w:tabs>
-          <w:tab w:val="left" w:pos="11647"/>
+          <w:tab w:val="clear" w:pos="708"/>
+          <w:tab w:val="left" w:pos="11647" w:leader="none"/>
         </w:tabs>
         <w:jc w:val="center"/>
+        <w:rPr/>
       </w:pPr>
+      <w:r>
+        <w:rPr/>
+      </w:r>
     </w:p>
     <w:p>
       <w:pPr>
-        <w:pStyle w:val="7"/>
+        <w:pStyle w:val="Standard"/>
         <w:tabs>
-          <w:tab w:val="left" w:pos="11647"/>
+          <w:tab w:val="clear" w:pos="708"/>
+          <w:tab w:val="left" w:pos="11647" w:leader="none"/>
         </w:tabs>
         <w:jc w:val="center"/>
+        <w:rPr/>
       </w:pPr>
+      <w:r>
+        <w:rPr/>
+      </w:r>
     </w:p>
     <w:p>
       <w:pPr>
-        <w:pStyle w:val="7"/>
+        <w:pStyle w:val="Standard"/>
         <w:tabs>
-          <w:tab w:val="left" w:pos="11647"/>
+          <w:tab w:val="clear" w:pos="708"/>
+          <w:tab w:val="left" w:pos="11647" w:leader="none"/>
         </w:tabs>
         <w:jc w:val="center"/>
+        <w:rPr/>
       </w:pPr>
+      <w:r>
+        <w:rPr/>
+      </w:r>
     </w:p>
     <w:p>
       <w:pPr>
+        <w:pStyle w:val="Normal"/>
         <w:ind w:left="708" w:hanging="708"/>
+        <w:rPr/>
       </w:pPr>
+      <w:r>
+        <w:rPr/>
+      </w:r>
     </w:p>
     <w:sectPr>
-      <w:headerReference r:id="rId5" w:type="default"/>
-      <w:footerReference r:id="rId6" w:type="default"/>
-      <w:pgSz w:w="15840" w:h="12240" w:orient="landscape"/>
-      <w:pgMar w:top="720" w:right="720" w:bottom="720" w:left="720" w:header="425" w:footer="306" w:gutter="0"/>
+      <w:headerReference w:type="default" r:id="rId2"/>
+      <w:footerReference w:type="default" r:id="rId3"/>
+      <w:type w:val="nextPage"/>
+      <w:pgSz w:orient="landscape" w:w="15840" w:h="12240"/>
+      <w:pgMar w:left="720" w:right="720" w:gutter="0" w:header="425" w:top="720" w:footer="306" w:bottom="720"/>
       <w:pgNumType w:fmt="decimal"/>
-      <w:cols w:space="720" w:num="1"/>
-      <w:formProt w:val="0"/>
-      <w:docGrid w:linePitch="100" w:charSpace="0"/>
+      <w:formProt w:val="false"/>
+      <w:textDirection w:val="lrTb"/>
+      <w:docGrid w:type="default" w:linePitch="100" w:charSpace="0"/>
     </w:sectPr>
   </w:body>
 </w:document>
 </file>
 
-<file path=word/endnotes.xml><?xml version="1.0" encoding="utf-8"?>
-<w:endnotes xmlns:wpc="http://schemas.microsoft.com/office/word/2010/wordprocessingCanvas" xmlns:mc="http://schemas.openxmlformats.org/markup-compatibility/2006" xmlns:o="urn:schemas-microsoft-com:office:office" xmlns:r="http://schemas.openxmlformats.org/officeDocument/2006/relationships" xmlns:m="http://schemas.openxmlformats.org/officeDocument/2006/math" xmlns:v="urn:schemas-microsoft-com:vml" xmlns:wp14="http://schemas.microsoft.com/office/word/2010/wordprocessingDrawing" xmlns:wp="http://schemas.openxmlformats.org/drawingml/2006/wordprocessingDrawing" xmlns:w="http://schemas.openxmlformats.org/wordprocessingml/2006/main" xmlns:w14="http://schemas.microsoft.com/office/word/2010/wordml" xmlns:w15="http://schemas.microsoft.com/office/word/2012/wordml" xmlns:w10="urn:schemas-microsoft-com:office:word" xmlns:wpg="http://schemas.microsoft.com/office/word/2010/wordprocessingGroup" xmlns:wpi="http://schemas.microsoft.com/office/word/2010/wordprocessingInk" xmlns:wne="http://schemas.microsoft.com/office/word/2006/wordml" xmlns:wps="http://schemas.microsoft.com/office/word/2010/wordprocessingShape" xmlns:wpsCustomData="http://www.wps.cn/officeDocument/2013/wpsCustomData" mc:Ignorable="w14 w15 wp14">
-  <w:endnote w:type="separator" w:id="0">
-    <w:p>
-      <w:pPr>
-        <w:spacing w:line="240" w:lineRule="auto"/>
-      </w:pPr>
-      <w:r>
-        <w:separator/>
-      </w:r>
-    </w:p>
-  </w:endnote>
-  <w:endnote w:type="continuationSeparator" w:id="1">
-    <w:p>
-      <w:pPr>
-        <w:spacing w:line="240" w:lineRule="auto"/>
-      </w:pPr>
-      <w:r>
-        <w:continuationSeparator/>
-      </w:r>
-    </w:p>
-  </w:endnote>
-</w:endnotes>
-</file>
-
 <file path=word/footer1.xml><?xml version="1.0" encoding="utf-8"?>
-<w:ftr xmlns:wpc="http://schemas.microsoft.com/office/word/2010/wordprocessingCanvas" xmlns:mc="http://schemas.openxmlformats.org/markup-compatibility/2006" xmlns:o="urn:schemas-microsoft-com:office:office" xmlns:r="http://schemas.openxmlformats.org/officeDocument/2006/relationships" xmlns:m="http://schemas.openxmlformats.org/officeDocument/2006/math" xmlns:v="urn:schemas-microsoft-com:vml" xmlns:wp14="http://schemas.microsoft.com/office/word/2010/wordprocessingDrawing" xmlns:wp="http://schemas.openxmlformats.org/drawingml/2006/wordprocessingDrawing" xmlns:w10="urn:schemas-microsoft-com:office:word" xmlns:w="http://schemas.openxmlformats.org/wordprocessingml/2006/main" xmlns:w14="http://schemas.microsoft.com/office/word/2010/wordml" xmlns:w15="http://schemas.microsoft.com/office/word/2012/wordml" xmlns:wpg="http://schemas.microsoft.com/office/word/2010/wordprocessingGroup" xmlns:wpi="http://schemas.microsoft.com/office/word/2010/wordprocessingInk" xmlns:wne="http://schemas.microsoft.com/office/word/2006/wordml" xmlns:wps="http://schemas.microsoft.com/office/word/2010/wordprocessingShape" xmlns:wpsCustomData="http://www.wps.cn/officeDocument/2013/wpsCustomData" mc:Ignorable="w14 w15 wp14">
+<w:ftr xmlns:o="urn:schemas-microsoft-com:office:office" xmlns:r="http://schemas.openxmlformats.org/officeDocument/2006/relationships" xmlns:v="urn:schemas-microsoft-com:vml" xmlns:w="http://schemas.openxmlformats.org/wordprocessingml/2006/main" xmlns:w10="urn:schemas-microsoft-com:office:word" xmlns:wp="http://schemas.openxmlformats.org/drawingml/2006/wordprocessingDrawing" xmlns:wps="http://schemas.microsoft.com/office/word/2010/wordprocessingShape" xmlns:wpg="http://schemas.microsoft.com/office/word/2010/wordprocessingGroup" xmlns:mc="http://schemas.openxmlformats.org/markup-compatibility/2006" xmlns:wp14="http://schemas.microsoft.com/office/word/2010/wordprocessingDrawing" xmlns:w14="http://schemas.microsoft.com/office/word/2010/wordml" xmlns:w15="http://schemas.microsoft.com/office/word/2012/wordml" mc:Ignorable="w14 wp14 w15">
   <w:p>
     <w:pPr>
-      <w:pStyle w:val="6"/>
+      <w:pStyle w:val="Piedepgina"/>
       <w:tabs>
-        <w:tab w:val="center" w:pos="3118"/>
         <w:tab w:val="clear" w:pos="4252"/>
         <w:tab w:val="clear" w:pos="8504"/>
+        <w:tab w:val="center" w:pos="3118" w:leader="none"/>
       </w:tabs>
-      <w:ind w:left="-1134" w:firstLine="0"/>
+      <w:ind w:left="-1134" w:hanging="0"/>
+      <w:rPr/>
     </w:pPr>
+    <w:r>
+      <w:rPr/>
+    </w:r>
   </w:p>
 </w:ftr>
 </file>
 
-<file path=word/footnotes.xml><?xml version="1.0" encoding="utf-8"?>
-<w:footnotes xmlns:wpc="http://schemas.microsoft.com/office/word/2010/wordprocessingCanvas" xmlns:mc="http://schemas.openxmlformats.org/markup-compatibility/2006" xmlns:o="urn:schemas-microsoft-com:office:office" xmlns:r="http://schemas.openxmlformats.org/officeDocument/2006/relationships" xmlns:m="http://schemas.openxmlformats.org/officeDocument/2006/math" xmlns:v="urn:schemas-microsoft-com:vml" xmlns:wp14="http://schemas.microsoft.com/office/word/2010/wordprocessingDrawing" xmlns:wp="http://schemas.openxmlformats.org/drawingml/2006/wordprocessingDrawing" xmlns:w="http://schemas.openxmlformats.org/wordprocessingml/2006/main" xmlns:w14="http://schemas.microsoft.com/office/word/2010/wordml" xmlns:w15="http://schemas.microsoft.com/office/word/2012/wordml" xmlns:w10="urn:schemas-microsoft-com:office:word" xmlns:wpg="http://schemas.microsoft.com/office/word/2010/wordprocessingGroup" xmlns:wpi="http://schemas.microsoft.com/office/word/2010/wordprocessingInk" xmlns:wne="http://schemas.microsoft.com/office/word/2006/wordml" xmlns:wps="http://schemas.microsoft.com/office/word/2010/wordprocessingShape" xmlns:wpsCustomData="http://www.wps.cn/officeDocument/2013/wpsCustomData" mc:Ignorable="w14 w15 wp14">
-  <w:footnote w:type="separator" w:id="0">
-    <w:p>
-      <w:pPr>
-        <w:spacing w:before="0" w:after="0" w:line="240" w:lineRule="auto"/>
-      </w:pPr>
-      <w:r>
-        <w:separator/>
-      </w:r>
-    </w:p>
-  </w:footnote>
-  <w:footnote w:type="continuationSeparator" w:id="1">
-    <w:p>
-      <w:pPr>
-        <w:spacing w:before="0" w:after="0" w:line="240" w:lineRule="auto"/>
-      </w:pPr>
-      <w:r>
-        <w:continuationSeparator/>
-      </w:r>
-    </w:p>
-  </w:footnote>
-</w:footnotes>
-</file>
-
 <file path=word/header1.xml><?xml version="1.0" encoding="utf-8"?>
-<w:hdr xmlns:wpc="http://schemas.microsoft.com/office/word/2010/wordprocessingCanvas" xmlns:mc="http://schemas.openxmlformats.org/markup-compatibility/2006" xmlns:o="urn:schemas-microsoft-com:office:office" xmlns:r="http://schemas.openxmlformats.org/officeDocument/2006/relationships" xmlns:m="http://schemas.openxmlformats.org/officeDocument/2006/math" xmlns:v="urn:schemas-microsoft-com:vml" xmlns:wp14="http://schemas.microsoft.com/office/word/2010/wordprocessingDrawing" xmlns:wp="http://schemas.openxmlformats.org/drawingml/2006/wordprocessingDrawing" xmlns:w10="urn:schemas-microsoft-com:office:word" xmlns:w="http://schemas.openxmlformats.org/wordprocessingml/2006/main" xmlns:w14="http://schemas.microsoft.com/office/word/2010/wordml" xmlns:w15="http://schemas.microsoft.com/office/word/2012/wordml" xmlns:wpg="http://schemas.microsoft.com/office/word/2010/wordprocessingGroup" xmlns:wpi="http://schemas.microsoft.com/office/word/2010/wordprocessingInk" xmlns:wne="http://schemas.microsoft.com/office/word/2006/wordml" xmlns:wps="http://schemas.microsoft.com/office/word/2010/wordprocessingShape" xmlns:wpsCustomData="http://www.wps.cn/officeDocument/2013/wpsCustomData" mc:Ignorable="w14 w15 wp14">
+<w:hdr xmlns:o="urn:schemas-microsoft-com:office:office" xmlns:r="http://schemas.openxmlformats.org/officeDocument/2006/relationships" xmlns:v="urn:schemas-microsoft-com:vml" xmlns:w="http://schemas.openxmlformats.org/wordprocessingml/2006/main" xmlns:w10="urn:schemas-microsoft-com:office:word" xmlns:wp="http://schemas.openxmlformats.org/drawingml/2006/wordprocessingDrawing" xmlns:wps="http://schemas.microsoft.com/office/word/2010/wordprocessingShape" xmlns:wpg="http://schemas.microsoft.com/office/word/2010/wordprocessingGroup" xmlns:mc="http://schemas.openxmlformats.org/markup-compatibility/2006" xmlns:wp14="http://schemas.microsoft.com/office/word/2010/wordprocessingDrawing" xmlns:w14="http://schemas.microsoft.com/office/word/2010/wordml" xmlns:w15="http://schemas.microsoft.com/office/word/2012/wordml" mc:Ignorable="w14 wp14 w15">
   <w:tbl>
     <w:tblPr>
       <w:tblStyle w:val="3"/>
-      <w:tblW w:w="4911" w:type="pct"/>
+      <w:tblW w:w="4900" w:type="pct"/>
+      <w:jc w:val="left"/>
       <w:tblInd w:w="128" w:type="dxa"/>
       <w:tblLayout w:type="fixed"/>
       <w:tblCellMar>
@@ -1273,44 +1331,38 @@
       </w:tblCellMar>
     </w:tblPr>
     <w:tblGrid>
-      <w:gridCol w:w="4073"/>
-      <w:gridCol w:w="7463"/>
-      <w:gridCol w:w="1441"/>
-      <w:gridCol w:w="1379"/>
+      <w:gridCol w:w="4003"/>
+      <w:gridCol w:w="7337"/>
+      <w:gridCol w:w="1415"/>
+      <w:gridCol w:w="1356"/>
     </w:tblGrid>
     <w:tr>
-      <w:tblPrEx>
-        <w:tblCellMar>
-          <w:top w:w="0" w:type="dxa"/>
-          <w:left w:w="108" w:type="dxa"/>
-          <w:bottom w:w="0" w:type="dxa"/>
-          <w:right w:w="108" w:type="dxa"/>
-        </w:tblCellMar>
-      </w:tblPrEx>
       <w:trPr>
         <w:trHeight w:val="318" w:hRule="atLeast"/>
       </w:trPr>
       <w:tc>
         <w:tcPr>
-          <w:tcW w:w="4074" w:type="dxa"/>
+          <w:tcW w:w="4003" w:type="dxa"/>
           <w:vMerge w:val="restart"/>
           <w:tcBorders>
-            <w:top w:val="single" w:color="000000" w:sz="8" w:space="0"/>
-            <w:left w:val="single" w:color="000000" w:sz="8" w:space="0"/>
-            <w:bottom w:val="single" w:color="000000" w:sz="8" w:space="0"/>
-            <w:right w:val="single" w:color="000000" w:sz="8" w:space="0"/>
+            <w:top w:val="single" w:sz="8" w:space="0" w:color="000000"/>
+            <w:left w:val="single" w:sz="8" w:space="0" w:color="000000"/>
+            <w:bottom w:val="single" w:sz="8" w:space="0" w:color="000000"/>
+            <w:right w:val="single" w:sz="8" w:space="0" w:color="000000"/>
           </w:tcBorders>
-          <w:shd w:val="clear" w:color="auto" w:fill="auto"/>
+          <w:shd w:color="auto" w:fill="auto" w:val="clear"/>
           <w:vAlign w:val="center"/>
         </w:tcPr>
         <w:p>
           <w:pPr>
-            <w:pStyle w:val="8"/>
-            <w:widowControl w:val="0"/>
-            <w:ind w:left="-132" w:firstLine="0"/>
+            <w:pStyle w:val="Cabecera"/>
+            <w:widowControl w:val="false"/>
+            <w:ind w:left="-132" w:hanging="0"/>
             <w:jc w:val="center"/>
+            <w:rPr/>
           </w:pPr>
           <w:r>
+            <w:rPr/>
             <w:drawing>
               <wp:inline distT="0" distB="0" distL="0" distR="0">
                 <wp:extent cx="1552575" cy="626110"/>
@@ -1334,7 +1386,7 @@
                           <a:fillRect/>
                         </a:stretch>
                       </pic:blipFill>
-                      <pic:spPr>
+                      <pic:spPr bwMode="auto">
                         <a:xfrm>
                           <a:off x="0" y="0"/>
                           <a:ext cx="1552575" cy="626110"/>
@@ -1353,26 +1405,27 @@
       </w:tc>
       <w:tc>
         <w:tcPr>
-          <w:tcW w:w="7464" w:type="dxa"/>
+          <w:tcW w:w="7337" w:type="dxa"/>
           <w:vMerge w:val="restart"/>
           <w:tcBorders>
-            <w:top w:val="single" w:color="000000" w:sz="8" w:space="0"/>
-            <w:left w:val="single" w:color="000000" w:sz="8" w:space="0"/>
-            <w:bottom w:val="single" w:color="000000" w:sz="8" w:space="0"/>
-            <w:right w:val="single" w:color="000000" w:sz="8" w:space="0"/>
+            <w:top w:val="single" w:sz="8" w:space="0" w:color="000000"/>
+            <w:left w:val="single" w:sz="8" w:space="0" w:color="000000"/>
+            <w:bottom w:val="single" w:sz="8" w:space="0" w:color="000000"/>
+            <w:right w:val="single" w:sz="8" w:space="0" w:color="000000"/>
           </w:tcBorders>
-          <w:shd w:val="clear" w:color="auto" w:fill="auto"/>
+          <w:shd w:color="auto" w:fill="auto" w:val="clear"/>
           <w:vAlign w:val="center"/>
         </w:tcPr>
         <w:p>
           <w:pPr>
-            <w:pStyle w:val="7"/>
-            <w:widowControl w:val="0"/>
+            <w:pStyle w:val="Standard"/>
+            <w:widowControl w:val="false"/>
             <w:jc w:val="center"/>
+            <w:rPr/>
           </w:pPr>
           <w:r>
             <w:rPr>
-              <w:rFonts w:ascii="Tahoma" w:hAnsi="Tahoma" w:cs="Tahoma"/>
+              <w:rFonts w:cs="Tahoma" w:ascii="Tahoma" w:hAnsi="Tahoma"/>
               <w:b/>
             </w:rPr>
             <w:t>FORMULARIO DE EVALUACIÓN</w:t>
@@ -1380,13 +1433,14 @@
         </w:p>
         <w:p>
           <w:pPr>
-            <w:pStyle w:val="7"/>
-            <w:widowControl w:val="0"/>
+            <w:pStyle w:val="Standard"/>
+            <w:widowControl w:val="false"/>
             <w:jc w:val="center"/>
+            <w:rPr/>
           </w:pPr>
           <w:r>
             <w:rPr>
-              <w:rFonts w:ascii="Tahoma" w:hAnsi="Tahoma" w:cs="Tahoma"/>
+              <w:rFonts w:cs="Tahoma" w:ascii="Tahoma" w:hAnsi="Tahoma"/>
               <w:b/>
             </w:rPr>
             <w:t>CURRICULAR PARA INCORPORACIÓN</w:t>
@@ -1395,26 +1449,27 @@
       </w:tc>
       <w:tc>
         <w:tcPr>
-          <w:tcW w:w="2820" w:type="dxa"/>
+          <w:tcW w:w="2771" w:type="dxa"/>
           <w:gridSpan w:val="2"/>
           <w:tcBorders>
-            <w:top w:val="single" w:color="000000" w:sz="8" w:space="0"/>
-            <w:left w:val="single" w:color="000000" w:sz="8" w:space="0"/>
-            <w:bottom w:val="single" w:color="000000" w:sz="8" w:space="0"/>
-            <w:right w:val="single" w:color="000000" w:sz="8" w:space="0"/>
+            <w:top w:val="single" w:sz="8" w:space="0" w:color="000000"/>
+            <w:left w:val="single" w:sz="8" w:space="0" w:color="000000"/>
+            <w:bottom w:val="single" w:sz="8" w:space="0" w:color="000000"/>
+            <w:right w:val="single" w:sz="8" w:space="0" w:color="000000"/>
           </w:tcBorders>
-          <w:shd w:val="clear" w:color="auto" w:fill="auto"/>
+          <w:shd w:color="auto" w:fill="auto" w:val="clear"/>
           <w:vAlign w:val="center"/>
         </w:tcPr>
         <w:p>
           <w:pPr>
-            <w:pStyle w:val="7"/>
-            <w:widowControl w:val="0"/>
+            <w:pStyle w:val="Standard"/>
+            <w:widowControl w:val="false"/>
             <w:jc w:val="center"/>
+            <w:rPr/>
           </w:pPr>
           <w:r>
             <w:rPr>
-              <w:rFonts w:ascii="Tahoma" w:hAnsi="Tahoma" w:cs="Tahoma"/>
+              <w:rFonts w:cs="Tahoma" w:ascii="Tahoma" w:hAnsi="Tahoma"/>
               <w:b/>
               <w:sz w:val="18"/>
               <w:szCs w:val="18"/>
@@ -1425,77 +1480,80 @@
       </w:tc>
     </w:tr>
     <w:tr>
-      <w:tblPrEx>
-        <w:tblCellMar>
-          <w:top w:w="0" w:type="dxa"/>
-          <w:left w:w="108" w:type="dxa"/>
-          <w:bottom w:w="0" w:type="dxa"/>
-          <w:right w:w="108" w:type="dxa"/>
-        </w:tblCellMar>
-      </w:tblPrEx>
       <w:trPr>
         <w:trHeight w:val="318" w:hRule="atLeast"/>
       </w:trPr>
       <w:tc>
         <w:tcPr>
-          <w:tcW w:w="4074" w:type="dxa"/>
+          <w:tcW w:w="4003" w:type="dxa"/>
           <w:vMerge w:val="continue"/>
           <w:tcBorders>
-            <w:top w:val="single" w:color="000000" w:sz="8" w:space="0"/>
-            <w:left w:val="single" w:color="000000" w:sz="8" w:space="0"/>
-            <w:bottom w:val="single" w:color="000000" w:sz="8" w:space="0"/>
-            <w:right w:val="single" w:color="000000" w:sz="8" w:space="0"/>
+            <w:top w:val="single" w:sz="8" w:space="0" w:color="000000"/>
+            <w:left w:val="single" w:sz="8" w:space="0" w:color="000000"/>
+            <w:bottom w:val="single" w:sz="8" w:space="0" w:color="000000"/>
+            <w:right w:val="single" w:sz="8" w:space="0" w:color="000000"/>
           </w:tcBorders>
-          <w:shd w:val="clear" w:color="auto" w:fill="auto"/>
+          <w:shd w:color="auto" w:fill="auto" w:val="clear"/>
           <w:vAlign w:val="center"/>
         </w:tcPr>
         <w:p>
           <w:pPr>
-            <w:widowControl w:val="0"/>
+            <w:pStyle w:val="Normal"/>
+            <w:widowControl w:val="false"/>
+            <w:rPr/>
           </w:pPr>
+          <w:r>
+            <w:rPr/>
+          </w:r>
         </w:p>
       </w:tc>
       <w:tc>
         <w:tcPr>
-          <w:tcW w:w="7464" w:type="dxa"/>
+          <w:tcW w:w="7337" w:type="dxa"/>
           <w:vMerge w:val="continue"/>
           <w:tcBorders>
-            <w:top w:val="single" w:color="000000" w:sz="8" w:space="0"/>
-            <w:left w:val="single" w:color="000000" w:sz="8" w:space="0"/>
-            <w:bottom w:val="single" w:color="000000" w:sz="8" w:space="0"/>
-            <w:right w:val="single" w:color="000000" w:sz="8" w:space="0"/>
+            <w:top w:val="single" w:sz="8" w:space="0" w:color="000000"/>
+            <w:left w:val="single" w:sz="8" w:space="0" w:color="000000"/>
+            <w:bottom w:val="single" w:sz="8" w:space="0" w:color="000000"/>
+            <w:right w:val="single" w:sz="8" w:space="0" w:color="000000"/>
           </w:tcBorders>
-          <w:shd w:val="clear" w:color="auto" w:fill="auto"/>
+          <w:shd w:color="auto" w:fill="auto" w:val="clear"/>
           <w:vAlign w:val="center"/>
         </w:tcPr>
         <w:p>
           <w:pPr>
-            <w:widowControl w:val="0"/>
+            <w:pStyle w:val="Normal"/>
+            <w:widowControl w:val="false"/>
+            <w:rPr/>
           </w:pPr>
+          <w:r>
+            <w:rPr/>
+          </w:r>
         </w:p>
       </w:tc>
       <w:tc>
         <w:tcPr>
-          <w:tcW w:w="2820" w:type="dxa"/>
+          <w:tcW w:w="2771" w:type="dxa"/>
           <w:gridSpan w:val="2"/>
           <w:tcBorders>
-            <w:top w:val="single" w:color="000000" w:sz="8" w:space="0"/>
-            <w:left w:val="single" w:color="000000" w:sz="8" w:space="0"/>
-            <w:bottom w:val="single" w:color="000000" w:sz="8" w:space="0"/>
-            <w:right w:val="single" w:color="000000" w:sz="8" w:space="0"/>
+            <w:top w:val="single" w:sz="8" w:space="0" w:color="000000"/>
+            <w:left w:val="single" w:sz="8" w:space="0" w:color="000000"/>
+            <w:bottom w:val="single" w:sz="8" w:space="0" w:color="000000"/>
+            <w:right w:val="single" w:sz="8" w:space="0" w:color="000000"/>
           </w:tcBorders>
-          <w:shd w:val="clear" w:color="auto" w:fill="auto"/>
+          <w:shd w:color="auto" w:fill="auto" w:val="clear"/>
           <w:vAlign w:val="center"/>
         </w:tcPr>
         <w:p>
           <w:pPr>
-            <w:pStyle w:val="7"/>
-            <w:widowControl w:val="0"/>
+            <w:pStyle w:val="Standard"/>
+            <w:widowControl w:val="false"/>
             <w:jc w:val="center"/>
+            <w:rPr/>
           </w:pPr>
           <w:r>
             <w:rPr>
-              <w:rFonts w:ascii="Tahoma" w:hAnsi="Tahoma" w:cs="Tahoma"/>
+              <w:rFonts w:cs="Tahoma" w:ascii="Tahoma" w:hAnsi="Tahoma"/>
               <w:sz w:val="18"/>
               <w:szCs w:val="18"/>
             </w:rPr>
@@ -1505,76 +1563,79 @@
       </w:tc>
     </w:tr>
     <w:tr>
-      <w:tblPrEx>
-        <w:tblCellMar>
-          <w:top w:w="0" w:type="dxa"/>
-          <w:left w:w="108" w:type="dxa"/>
-          <w:bottom w:w="0" w:type="dxa"/>
-          <w:right w:w="108" w:type="dxa"/>
-        </w:tblCellMar>
-      </w:tblPrEx>
       <w:trPr>
         <w:trHeight w:val="500" w:hRule="atLeast"/>
       </w:trPr>
       <w:tc>
         <w:tcPr>
-          <w:tcW w:w="4074" w:type="dxa"/>
+          <w:tcW w:w="4003" w:type="dxa"/>
           <w:vMerge w:val="continue"/>
           <w:tcBorders>
-            <w:top w:val="single" w:color="000000" w:sz="8" w:space="0"/>
-            <w:left w:val="single" w:color="000000" w:sz="8" w:space="0"/>
-            <w:bottom w:val="single" w:color="000000" w:sz="8" w:space="0"/>
-            <w:right w:val="single" w:color="000000" w:sz="8" w:space="0"/>
+            <w:top w:val="single" w:sz="8" w:space="0" w:color="000000"/>
+            <w:left w:val="single" w:sz="8" w:space="0" w:color="000000"/>
+            <w:bottom w:val="single" w:sz="8" w:space="0" w:color="000000"/>
+            <w:right w:val="single" w:sz="8" w:space="0" w:color="000000"/>
           </w:tcBorders>
-          <w:shd w:val="clear" w:color="auto" w:fill="auto"/>
+          <w:shd w:color="auto" w:fill="auto" w:val="clear"/>
           <w:vAlign w:val="center"/>
         </w:tcPr>
         <w:p>
           <w:pPr>
-            <w:widowControl w:val="0"/>
+            <w:pStyle w:val="Normal"/>
+            <w:widowControl w:val="false"/>
+            <w:rPr/>
           </w:pPr>
+          <w:r>
+            <w:rPr/>
+          </w:r>
         </w:p>
       </w:tc>
       <w:tc>
         <w:tcPr>
-          <w:tcW w:w="7464" w:type="dxa"/>
+          <w:tcW w:w="7337" w:type="dxa"/>
           <w:vMerge w:val="continue"/>
           <w:tcBorders>
-            <w:top w:val="single" w:color="000000" w:sz="8" w:space="0"/>
-            <w:left w:val="single" w:color="000000" w:sz="8" w:space="0"/>
-            <w:bottom w:val="single" w:color="000000" w:sz="8" w:space="0"/>
-            <w:right w:val="single" w:color="000000" w:sz="8" w:space="0"/>
+            <w:top w:val="single" w:sz="8" w:space="0" w:color="000000"/>
+            <w:left w:val="single" w:sz="8" w:space="0" w:color="000000"/>
+            <w:bottom w:val="single" w:sz="8" w:space="0" w:color="000000"/>
+            <w:right w:val="single" w:sz="8" w:space="0" w:color="000000"/>
           </w:tcBorders>
-          <w:shd w:val="clear" w:color="auto" w:fill="auto"/>
+          <w:shd w:color="auto" w:fill="auto" w:val="clear"/>
           <w:vAlign w:val="center"/>
         </w:tcPr>
         <w:p>
           <w:pPr>
-            <w:widowControl w:val="0"/>
+            <w:pStyle w:val="Normal"/>
+            <w:widowControl w:val="false"/>
+            <w:rPr/>
           </w:pPr>
+          <w:r>
+            <w:rPr/>
+          </w:r>
         </w:p>
       </w:tc>
       <w:tc>
         <w:tcPr>
-          <w:tcW w:w="1441" w:type="dxa"/>
+          <w:tcW w:w="1415" w:type="dxa"/>
           <w:tcBorders>
-            <w:top w:val="single" w:color="000000" w:sz="8" w:space="0"/>
-            <w:left w:val="single" w:color="000000" w:sz="8" w:space="0"/>
-            <w:bottom w:val="single" w:color="000000" w:sz="8" w:space="0"/>
-            <w:right w:val="single" w:color="000000" w:sz="8" w:space="0"/>
+            <w:top w:val="single" w:sz="8" w:space="0" w:color="000000"/>
+            <w:left w:val="single" w:sz="8" w:space="0" w:color="000000"/>
+            <w:bottom w:val="single" w:sz="8" w:space="0" w:color="000000"/>
+            <w:right w:val="single" w:sz="8" w:space="0" w:color="000000"/>
           </w:tcBorders>
-          <w:shd w:val="clear" w:color="auto" w:fill="auto"/>
+          <w:shd w:color="auto" w:fill="auto" w:val="clear"/>
           <w:vAlign w:val="center"/>
         </w:tcPr>
         <w:p>
           <w:pPr>
-            <w:pStyle w:val="7"/>
-            <w:widowControl w:val="0"/>
+            <w:pStyle w:val="Standard"/>
+            <w:widowControl w:val="false"/>
             <w:jc w:val="center"/>
+            <w:rPr/>
           </w:pPr>
           <w:r>
             <w:rPr>
-              <w:rFonts w:ascii="Tahoma" w:hAnsi="Tahoma" w:cs="Tahoma"/>
+              <w:rFonts w:cs="Tahoma" w:ascii="Tahoma" w:hAnsi="Tahoma"/>
               <w:b/>
               <w:sz w:val="16"/>
               <w:szCs w:val="16"/>
@@ -1585,25 +1646,26 @@
       </w:tc>
       <w:tc>
         <w:tcPr>
-          <w:tcW w:w="1379" w:type="dxa"/>
+          <w:tcW w:w="1356" w:type="dxa"/>
           <w:tcBorders>
-            <w:top w:val="single" w:color="000000" w:sz="8" w:space="0"/>
-            <w:left w:val="single" w:color="000000" w:sz="8" w:space="0"/>
-            <w:bottom w:val="single" w:color="000000" w:sz="8" w:space="0"/>
-            <w:right w:val="single" w:color="000000" w:sz="8" w:space="0"/>
+            <w:top w:val="single" w:sz="8" w:space="0" w:color="000000"/>
+            <w:left w:val="single" w:sz="8" w:space="0" w:color="000000"/>
+            <w:bottom w:val="single" w:sz="8" w:space="0" w:color="000000"/>
+            <w:right w:val="single" w:sz="8" w:space="0" w:color="000000"/>
           </w:tcBorders>
-          <w:shd w:val="clear" w:color="auto" w:fill="auto"/>
+          <w:shd w:color="auto" w:fill="auto" w:val="clear"/>
           <w:vAlign w:val="center"/>
         </w:tcPr>
         <w:p>
           <w:pPr>
-            <w:pStyle w:val="7"/>
-            <w:widowControl w:val="0"/>
+            <w:pStyle w:val="Standard"/>
+            <w:widowControl w:val="false"/>
             <w:jc w:val="center"/>
+            <w:rPr/>
           </w:pPr>
           <w:r>
             <w:rPr>
-              <w:rFonts w:ascii="Tahoma" w:hAnsi="Tahoma" w:cs="Tahoma"/>
+              <w:rFonts w:cs="Tahoma" w:ascii="Tahoma" w:hAnsi="Tahoma"/>
               <w:b/>
               <w:sz w:val="16"/>
               <w:szCs w:val="16"/>
@@ -1614,79 +1676,83 @@
       </w:tc>
     </w:tr>
     <w:tr>
-      <w:tblPrEx>
-        <w:tblCellMar>
-          <w:top w:w="0" w:type="dxa"/>
-          <w:left w:w="108" w:type="dxa"/>
-          <w:bottom w:w="0" w:type="dxa"/>
-          <w:right w:w="108" w:type="dxa"/>
-        </w:tblCellMar>
-      </w:tblPrEx>
       <w:trPr>
         <w:trHeight w:val="344" w:hRule="atLeast"/>
       </w:trPr>
       <w:tc>
         <w:tcPr>
-          <w:tcW w:w="4074" w:type="dxa"/>
+          <w:tcW w:w="4003" w:type="dxa"/>
           <w:vMerge w:val="continue"/>
           <w:tcBorders>
-            <w:top w:val="single" w:color="000000" w:sz="8" w:space="0"/>
-            <w:left w:val="single" w:color="000000" w:sz="8" w:space="0"/>
-            <w:bottom w:val="single" w:color="000000" w:sz="8" w:space="0"/>
-            <w:right w:val="single" w:color="000000" w:sz="8" w:space="0"/>
+            <w:top w:val="single" w:sz="8" w:space="0" w:color="000000"/>
+            <w:left w:val="single" w:sz="8" w:space="0" w:color="000000"/>
+            <w:bottom w:val="single" w:sz="8" w:space="0" w:color="000000"/>
+            <w:right w:val="single" w:sz="8" w:space="0" w:color="000000"/>
           </w:tcBorders>
-          <w:shd w:val="clear" w:color="auto" w:fill="auto"/>
+          <w:shd w:color="auto" w:fill="auto" w:val="clear"/>
           <w:vAlign w:val="center"/>
         </w:tcPr>
         <w:p>
           <w:pPr>
-            <w:widowControl w:val="0"/>
+            <w:pStyle w:val="Normal"/>
+            <w:widowControl w:val="false"/>
+            <w:rPr/>
           </w:pPr>
+          <w:r>
+            <w:rPr/>
+          </w:r>
         </w:p>
       </w:tc>
       <w:tc>
         <w:tcPr>
-          <w:tcW w:w="7464" w:type="dxa"/>
+          <w:tcW w:w="7337" w:type="dxa"/>
           <w:vMerge w:val="continue"/>
           <w:tcBorders>
-            <w:top w:val="single" w:color="000000" w:sz="8" w:space="0"/>
-            <w:left w:val="single" w:color="000000" w:sz="8" w:space="0"/>
-            <w:bottom w:val="single" w:color="000000" w:sz="8" w:space="0"/>
-            <w:right w:val="single" w:color="000000" w:sz="8" w:space="0"/>
+            <w:top w:val="single" w:sz="8" w:space="0" w:color="000000"/>
+            <w:left w:val="single" w:sz="8" w:space="0" w:color="000000"/>
+            <w:bottom w:val="single" w:sz="8" w:space="0" w:color="000000"/>
+            <w:right w:val="single" w:sz="8" w:space="0" w:color="000000"/>
           </w:tcBorders>
-          <w:shd w:val="clear" w:color="auto" w:fill="auto"/>
+          <w:shd w:color="auto" w:fill="auto" w:val="clear"/>
           <w:vAlign w:val="center"/>
         </w:tcPr>
         <w:p>
           <w:pPr>
-            <w:widowControl w:val="0"/>
+            <w:pStyle w:val="Normal"/>
+            <w:widowControl w:val="false"/>
+            <w:rPr/>
           </w:pPr>
+          <w:r>
+            <w:rPr/>
+          </w:r>
         </w:p>
       </w:tc>
       <w:tc>
         <w:tcPr>
-          <w:tcW w:w="1441" w:type="dxa"/>
+          <w:tcW w:w="1415" w:type="dxa"/>
           <w:tcBorders>
-            <w:top w:val="single" w:color="000000" w:sz="8" w:space="0"/>
-            <w:left w:val="single" w:color="000000" w:sz="8" w:space="0"/>
-            <w:bottom w:val="single" w:color="000000" w:sz="8" w:space="0"/>
-            <w:right w:val="single" w:color="000000" w:sz="8" w:space="0"/>
+            <w:top w:val="single" w:sz="8" w:space="0" w:color="000000"/>
+            <w:left w:val="single" w:sz="8" w:space="0" w:color="000000"/>
+            <w:bottom w:val="single" w:sz="8" w:space="0" w:color="000000"/>
+            <w:right w:val="single" w:sz="8" w:space="0" w:color="000000"/>
           </w:tcBorders>
-          <w:shd w:val="clear" w:color="auto" w:fill="auto"/>
+          <w:shd w:color="auto" w:fill="auto" w:val="clear"/>
           <w:vAlign w:val="center"/>
         </w:tcPr>
         <w:p>
           <w:pPr>
-            <w:pStyle w:val="7"/>
-            <w:widowControl w:val="0"/>
+            <w:pStyle w:val="Standard"/>
+            <w:widowControl w:val="false"/>
             <w:tabs>
-              <w:tab w:val="center" w:pos="520"/>
+              <w:tab w:val="clear" w:pos="708"/>
+              <w:tab w:val="center" w:pos="520" w:leader="none"/>
             </w:tabs>
             <w:jc w:val="center"/>
+            <w:rPr/>
           </w:pPr>
           <w:r>
             <w:rPr>
-              <w:rFonts w:ascii="Tahoma" w:hAnsi="Tahoma" w:cs="Tahoma"/>
+              <w:rFonts w:cs="Tahoma" w:ascii="Tahoma" w:hAnsi="Tahoma"/>
               <w:sz w:val="20"/>
               <w:szCs w:val="20"/>
             </w:rPr>
@@ -1696,25 +1762,26 @@
       </w:tc>
       <w:tc>
         <w:tcPr>
-          <w:tcW w:w="1379" w:type="dxa"/>
+          <w:tcW w:w="1356" w:type="dxa"/>
           <w:tcBorders>
-            <w:top w:val="single" w:color="000000" w:sz="8" w:space="0"/>
-            <w:left w:val="single" w:color="000000" w:sz="8" w:space="0"/>
-            <w:bottom w:val="single" w:color="000000" w:sz="8" w:space="0"/>
-            <w:right w:val="single" w:color="000000" w:sz="8" w:space="0"/>
+            <w:top w:val="single" w:sz="8" w:space="0" w:color="000000"/>
+            <w:left w:val="single" w:sz="8" w:space="0" w:color="000000"/>
+            <w:bottom w:val="single" w:sz="8" w:space="0" w:color="000000"/>
+            <w:right w:val="single" w:sz="8" w:space="0" w:color="000000"/>
           </w:tcBorders>
-          <w:shd w:val="clear" w:color="auto" w:fill="auto"/>
+          <w:shd w:color="auto" w:fill="auto" w:val="clear"/>
           <w:vAlign w:val="center"/>
         </w:tcPr>
         <w:p>
           <w:pPr>
-            <w:pStyle w:val="7"/>
-            <w:widowControl w:val="0"/>
+            <w:pStyle w:val="Standard"/>
+            <w:widowControl w:val="false"/>
             <w:jc w:val="center"/>
+            <w:rPr/>
           </w:pPr>
           <w:r>
             <w:rPr>
-              <w:rFonts w:ascii="Tahoma" w:hAnsi="Tahoma" w:cs="Tahoma"/>
+              <w:rFonts w:cs="Tahoma" w:ascii="Tahoma" w:hAnsi="Tahoma"/>
               <w:b/>
               <w:bCs/>
               <w:sz w:val="20"/>
@@ -1724,55 +1791,63 @@
           </w:r>
           <w:r>
             <w:rPr>
-              <w:rFonts w:ascii="Tahoma" w:hAnsi="Tahoma" w:cs="Tahoma"/>
+              <w:sz w:val="20"/>
               <w:b/>
+              <w:szCs w:val="20"/>
               <w:bCs/>
-              <w:sz w:val="20"/>
-              <w:szCs w:val="20"/>
+              <w:rFonts w:cs="Tahoma" w:ascii="Tahoma" w:hAnsi="Tahoma"/>
             </w:rPr>
             <w:instrText xml:space="preserve"> PAGE </w:instrText>
           </w:r>
           <w:r>
             <w:rPr>
-              <w:rFonts w:ascii="Tahoma" w:hAnsi="Tahoma" w:cs="Tahoma"/>
+              <w:sz w:val="20"/>
               <w:b/>
+              <w:szCs w:val="20"/>
               <w:bCs/>
-              <w:sz w:val="20"/>
-              <w:szCs w:val="20"/>
+              <w:rFonts w:cs="Tahoma" w:ascii="Tahoma" w:hAnsi="Tahoma"/>
             </w:rPr>
             <w:fldChar w:fldCharType="separate"/>
           </w:r>
           <w:r>
             <w:rPr>
-              <w:rFonts w:ascii="Tahoma" w:hAnsi="Tahoma" w:cs="Tahoma"/>
+              <w:sz w:val="20"/>
               <w:b/>
+              <w:szCs w:val="20"/>
               <w:bCs/>
-              <w:sz w:val="20"/>
-              <w:szCs w:val="20"/>
+              <w:rFonts w:cs="Tahoma" w:ascii="Tahoma" w:hAnsi="Tahoma"/>
             </w:rPr>
             <w:t>1</w:t>
           </w:r>
           <w:r>
             <w:rPr>
-              <w:rFonts w:ascii="Tahoma" w:hAnsi="Tahoma" w:cs="Tahoma"/>
+              <w:sz w:val="20"/>
               <w:b/>
+              <w:szCs w:val="20"/>
               <w:bCs/>
-              <w:sz w:val="20"/>
-              <w:szCs w:val="20"/>
+              <w:rFonts w:cs="Tahoma" w:ascii="Tahoma" w:hAnsi="Tahoma"/>
             </w:rPr>
             <w:fldChar w:fldCharType="end"/>
           </w:r>
           <w:r>
             <w:rPr>
-              <w:rFonts w:ascii="Tahoma" w:hAnsi="Tahoma" w:cs="Tahoma"/>
+              <w:rFonts w:cs="Tahoma" w:ascii="Tahoma" w:hAnsi="Tahoma"/>
               <w:sz w:val="20"/>
               <w:szCs w:val="20"/>
             </w:rPr>
-            <w:t xml:space="preserve"> de </w:t>
+            <w:t xml:space="preserve"> </w:t>
           </w:r>
           <w:r>
             <w:rPr>
-              <w:rFonts w:ascii="Tahoma" w:hAnsi="Tahoma" w:cs="Tahoma"/>
+              <w:rFonts w:cs="Tahoma" w:ascii="Tahoma" w:hAnsi="Tahoma"/>
+              <w:sz w:val="20"/>
+              <w:szCs w:val="20"/>
+            </w:rPr>
+            <w:t xml:space="preserve">de </w:t>
+          </w:r>
+          <w:r>
+            <w:rPr>
+              <w:rFonts w:cs="Tahoma" w:ascii="Tahoma" w:hAnsi="Tahoma"/>
               <w:b/>
               <w:bCs/>
               <w:sz w:val="20"/>
@@ -1782,41 +1857,41 @@
           </w:r>
           <w:r>
             <w:rPr>
-              <w:rFonts w:ascii="Tahoma" w:hAnsi="Tahoma" w:cs="Tahoma"/>
+              <w:sz w:val="20"/>
               <w:b/>
+              <w:szCs w:val="20"/>
               <w:bCs/>
-              <w:sz w:val="20"/>
-              <w:szCs w:val="20"/>
+              <w:rFonts w:cs="Tahoma" w:ascii="Tahoma" w:hAnsi="Tahoma"/>
             </w:rPr>
             <w:instrText xml:space="preserve"> NUMPAGES </w:instrText>
           </w:r>
           <w:r>
             <w:rPr>
-              <w:rFonts w:ascii="Tahoma" w:hAnsi="Tahoma" w:cs="Tahoma"/>
+              <w:sz w:val="20"/>
               <w:b/>
+              <w:szCs w:val="20"/>
               <w:bCs/>
-              <w:sz w:val="20"/>
-              <w:szCs w:val="20"/>
+              <w:rFonts w:cs="Tahoma" w:ascii="Tahoma" w:hAnsi="Tahoma"/>
             </w:rPr>
             <w:fldChar w:fldCharType="separate"/>
           </w:r>
           <w:r>
             <w:rPr>
-              <w:rFonts w:ascii="Tahoma" w:hAnsi="Tahoma" w:cs="Tahoma"/>
+              <w:sz w:val="20"/>
               <w:b/>
+              <w:szCs w:val="20"/>
               <w:bCs/>
-              <w:sz w:val="20"/>
-              <w:szCs w:val="20"/>
+              <w:rFonts w:cs="Tahoma" w:ascii="Tahoma" w:hAnsi="Tahoma"/>
             </w:rPr>
             <w:t>1</w:t>
           </w:r>
           <w:r>
             <w:rPr>
-              <w:rFonts w:ascii="Tahoma" w:hAnsi="Tahoma" w:cs="Tahoma"/>
+              <w:sz w:val="20"/>
               <w:b/>
+              <w:szCs w:val="20"/>
               <w:bCs/>
-              <w:sz w:val="20"/>
-              <w:szCs w:val="20"/>
+              <w:rFonts w:cs="Tahoma" w:ascii="Tahoma" w:hAnsi="Tahoma"/>
             </w:rPr>
             <w:fldChar w:fldCharType="end"/>
           </w:r>
@@ -1826,16 +1901,22 @@
   </w:tbl>
   <w:p>
     <w:pPr>
-      <w:pStyle w:val="8"/>
-      <w:ind w:left="-910" w:firstLine="0"/>
+      <w:pStyle w:val="Cabecera"/>
+      <w:ind w:left="-910" w:hanging="0"/>
+      <w:rPr/>
     </w:pPr>
+    <w:r>
+      <w:rPr/>
+    </w:r>
   </w:p>
   <w:p>
     <w:pPr>
-      <w:pStyle w:val="8"/>
-      <w:ind w:left="-910" w:firstLine="0"/>
+      <w:pStyle w:val="Cabecera"/>
+      <w:ind w:left="-910" w:hanging="0"/>
+      <w:rPr/>
     </w:pPr>
     <w:r>
+      <w:rPr/>
       <w:t xml:space="preserve">  </w:t>
     </w:r>
   </w:p>
@@ -1843,274 +1924,279 @@
 </file>
 
 <file path=word/styles.xml><?xml version="1.0" encoding="utf-8"?>
-<w:styles xmlns:mc="http://schemas.openxmlformats.org/markup-compatibility/2006" xmlns:o="urn:schemas-microsoft-com:office:office" xmlns:r="http://schemas.openxmlformats.org/officeDocument/2006/relationships" xmlns:m="http://schemas.openxmlformats.org/officeDocument/2006/math" xmlns:v="urn:schemas-microsoft-com:vml" xmlns:w="http://schemas.openxmlformats.org/wordprocessingml/2006/main" xmlns:w14="http://schemas.microsoft.com/office/word/2010/wordml" xmlns:w10="urn:schemas-microsoft-com:office:word" xmlns:sl="http://schemas.openxmlformats.org/schemaLibrary/2006/main" xmlns:wpsCustomData="http://www.wps.cn/officeDocument/2013/wpsCustomData" mc:Ignorable="w14">
+<w:styles xmlns:w="http://schemas.openxmlformats.org/wordprocessingml/2006/main" xmlns:w14="http://schemas.microsoft.com/office/word/2010/wordml" xmlns:mc="http://schemas.openxmlformats.org/markup-compatibility/2006" mc:Ignorable="w14">
   <w:docDefaults>
     <w:rPrDefault>
       <w:rPr>
-        <w:rFonts w:asciiTheme="minorHAnsi" w:hAnsiTheme="minorHAnsi" w:eastAsiaTheme="minorHAnsi" w:cstheme="minorBidi"/>
+        <w:rFonts w:ascii="Calibri" w:hAnsi="Calibri" w:eastAsia="Calibri" w:cs="宋体" w:asciiTheme="minorHAnsi" w:cstheme="minorBidi" w:eastAsiaTheme="minorHAnsi" w:hAnsiTheme="minorHAnsi"/>
+        <w:lang w:val="es-BO" w:eastAsia="zh-CN" w:bidi="hi-IN"/>
       </w:rPr>
     </w:rPrDefault>
-    <w:pPrDefault/>
+    <w:pPrDefault>
+      <w:pPr>
+        <w:suppressAutoHyphens w:val="true"/>
+      </w:pPr>
+    </w:pPrDefault>
   </w:docDefaults>
-  <w:latentStyles w:count="260" w:defQFormat="0" w:defUnhideWhenUsed="1" w:defSemiHidden="1" w:defUIPriority="99" w:defLockedState="0">
-    <w:lsdException w:qFormat="1" w:unhideWhenUsed="0" w:uiPriority="0" w:semiHidden="0" w:name="Normal"/>
-    <w:lsdException w:qFormat="1" w:unhideWhenUsed="0" w:uiPriority="9" w:semiHidden="0" w:name="heading 1"/>
-    <w:lsdException w:qFormat="1" w:uiPriority="9" w:name="heading 2"/>
-    <w:lsdException w:qFormat="1" w:uiPriority="9" w:name="heading 3"/>
-    <w:lsdException w:qFormat="1" w:uiPriority="9" w:name="heading 4"/>
-    <w:lsdException w:qFormat="1" w:uiPriority="9" w:name="heading 5"/>
-    <w:lsdException w:qFormat="1" w:uiPriority="9" w:name="heading 6"/>
-    <w:lsdException w:qFormat="1" w:uiPriority="9" w:name="heading 7"/>
-    <w:lsdException w:qFormat="1" w:uiPriority="9" w:name="heading 8"/>
-    <w:lsdException w:qFormat="1" w:uiPriority="9" w:name="heading 9"/>
-    <w:lsdException w:uiPriority="99" w:name="index 1"/>
-    <w:lsdException w:uiPriority="99" w:name="index 2"/>
-    <w:lsdException w:uiPriority="99" w:name="index 3"/>
-    <w:lsdException w:uiPriority="99" w:name="index 4"/>
-    <w:lsdException w:uiPriority="99" w:name="index 5"/>
-    <w:lsdException w:uiPriority="99" w:name="index 6"/>
-    <w:lsdException w:uiPriority="99" w:name="index 7"/>
-    <w:lsdException w:uiPriority="99" w:name="index 8"/>
-    <w:lsdException w:uiPriority="99" w:name="index 9"/>
-    <w:lsdException w:uiPriority="39" w:name="toc 1"/>
-    <w:lsdException w:uiPriority="39" w:name="toc 2"/>
-    <w:lsdException w:uiPriority="39" w:name="toc 3"/>
-    <w:lsdException w:uiPriority="39" w:name="toc 4"/>
-    <w:lsdException w:uiPriority="39" w:name="toc 5"/>
-    <w:lsdException w:uiPriority="39" w:name="toc 6"/>
-    <w:lsdException w:uiPriority="39" w:name="toc 7"/>
-    <w:lsdException w:uiPriority="39" w:name="toc 8"/>
-    <w:lsdException w:uiPriority="39" w:name="toc 9"/>
-    <w:lsdException w:uiPriority="99" w:name="Normal Indent"/>
-    <w:lsdException w:uiPriority="99" w:name="footnote text"/>
-    <w:lsdException w:uiPriority="99" w:name="annotation text"/>
-    <w:lsdException w:unhideWhenUsed="0" w:uiPriority="0" w:semiHidden="0" w:name="header"/>
-    <w:lsdException w:unhideWhenUsed="0" w:uiPriority="0" w:semiHidden="0" w:name="footer"/>
-    <w:lsdException w:uiPriority="99" w:name="index heading"/>
-    <w:lsdException w:qFormat="1" w:unhideWhenUsed="0" w:uiPriority="0" w:semiHidden="0" w:name="caption"/>
-    <w:lsdException w:uiPriority="99" w:name="table of figures"/>
-    <w:lsdException w:uiPriority="99" w:name="envelope address"/>
-    <w:lsdException w:uiPriority="99" w:name="envelope return"/>
-    <w:lsdException w:uiPriority="99" w:name="footnote reference"/>
-    <w:lsdException w:uiPriority="99" w:name="annotation reference"/>
-    <w:lsdException w:uiPriority="99" w:name="line number"/>
-    <w:lsdException w:uiPriority="99" w:name="page number"/>
-    <w:lsdException w:uiPriority="99" w:name="endnote reference"/>
-    <w:lsdException w:uiPriority="99" w:name="endnote text"/>
-    <w:lsdException w:uiPriority="99" w:name="table of authorities"/>
-    <w:lsdException w:uiPriority="99" w:name="macro"/>
-    <w:lsdException w:uiPriority="99" w:name="toa heading"/>
-    <w:lsdException w:unhideWhenUsed="0" w:uiPriority="0" w:semiHidden="0" w:name="List"/>
-    <w:lsdException w:uiPriority="99" w:name="List Bullet"/>
-    <w:lsdException w:uiPriority="99" w:name="List Number"/>
-    <w:lsdException w:uiPriority="99" w:name="List 2"/>
-    <w:lsdException w:uiPriority="99" w:name="List 3"/>
-    <w:lsdException w:uiPriority="99" w:name="List 4"/>
-    <w:lsdException w:uiPriority="99" w:name="List 5"/>
-    <w:lsdException w:uiPriority="99" w:name="List Bullet 2"/>
-    <w:lsdException w:uiPriority="99" w:name="List Bullet 3"/>
-    <w:lsdException w:uiPriority="99" w:name="List Bullet 4"/>
-    <w:lsdException w:uiPriority="99" w:name="List Bullet 5"/>
-    <w:lsdException w:uiPriority="99" w:name="List Number 2"/>
-    <w:lsdException w:uiPriority="99" w:name="List Number 3"/>
-    <w:lsdException w:uiPriority="99" w:name="List Number 4"/>
-    <w:lsdException w:uiPriority="99" w:name="List Number 5"/>
-    <w:lsdException w:qFormat="1" w:unhideWhenUsed="0" w:uiPriority="10" w:semiHidden="0" w:name="Title"/>
-    <w:lsdException w:uiPriority="99" w:name="Closing"/>
-    <w:lsdException w:uiPriority="99" w:name="Signature"/>
-    <w:lsdException w:qFormat="1" w:uiPriority="1" w:name="Default Paragraph Font"/>
-    <w:lsdException w:unhideWhenUsed="0" w:uiPriority="0" w:semiHidden="0" w:name="Body Text"/>
-    <w:lsdException w:uiPriority="99" w:name="Body Text Indent"/>
-    <w:lsdException w:uiPriority="99" w:name="List Continue"/>
-    <w:lsdException w:uiPriority="99" w:name="List Continue 2"/>
-    <w:lsdException w:uiPriority="99" w:name="List Continue 3"/>
-    <w:lsdException w:uiPriority="99" w:name="List Continue 4"/>
-    <w:lsdException w:uiPriority="99" w:name="List Continue 5"/>
-    <w:lsdException w:uiPriority="99" w:name="Message Header"/>
-    <w:lsdException w:qFormat="1" w:unhideWhenUsed="0" w:uiPriority="11" w:semiHidden="0" w:name="Subtitle"/>
-    <w:lsdException w:uiPriority="99" w:name="Salutation"/>
-    <w:lsdException w:uiPriority="99" w:name="Date"/>
-    <w:lsdException w:uiPriority="99" w:name="Body Text First Indent"/>
-    <w:lsdException w:uiPriority="99" w:name="Body Text First Indent 2"/>
-    <w:lsdException w:uiPriority="99" w:name="Note Heading"/>
-    <w:lsdException w:uiPriority="99" w:name="Body Text 2"/>
-    <w:lsdException w:uiPriority="99" w:name="Body Text 3"/>
-    <w:lsdException w:uiPriority="99" w:name="Body Text Indent 2"/>
-    <w:lsdException w:uiPriority="99" w:name="Body Text Indent 3"/>
-    <w:lsdException w:uiPriority="99" w:name="Block Text"/>
-    <w:lsdException w:uiPriority="99" w:name="Hyperlink"/>
-    <w:lsdException w:uiPriority="99" w:name="FollowedHyperlink"/>
-    <w:lsdException w:qFormat="1" w:unhideWhenUsed="0" w:uiPriority="22" w:semiHidden="0" w:name="Strong"/>
-    <w:lsdException w:qFormat="1" w:unhideWhenUsed="0" w:uiPriority="20" w:semiHidden="0" w:name="Emphasis"/>
-    <w:lsdException w:uiPriority="99" w:name="Document Map"/>
-    <w:lsdException w:uiPriority="99" w:name="Plain Text"/>
-    <w:lsdException w:uiPriority="99" w:name="E-mail Signature"/>
-    <w:lsdException w:uiPriority="99" w:name="Normal (Web)"/>
-    <w:lsdException w:uiPriority="99" w:name="HTML Acronym"/>
-    <w:lsdException w:uiPriority="99" w:name="HTML Address"/>
-    <w:lsdException w:uiPriority="99" w:name="HTML Cite"/>
-    <w:lsdException w:uiPriority="99" w:name="HTML Code"/>
-    <w:lsdException w:uiPriority="99" w:name="HTML Definition"/>
-    <w:lsdException w:uiPriority="99" w:name="HTML Keyboard"/>
-    <w:lsdException w:uiPriority="99" w:name="HTML Preformatted"/>
-    <w:lsdException w:uiPriority="99" w:name="HTML Sample"/>
-    <w:lsdException w:uiPriority="99" w:name="HTML Typewriter"/>
-    <w:lsdException w:uiPriority="99" w:name="HTML Variable"/>
-    <w:lsdException w:uiPriority="99" w:name="Normal Table"/>
-    <w:lsdException w:uiPriority="99" w:name="annotation subject"/>
-    <w:lsdException w:uiPriority="99" w:name="Table Simple 1"/>
-    <w:lsdException w:uiPriority="99" w:name="Table Simple 2"/>
-    <w:lsdException w:uiPriority="99" w:name="Table Simple 3"/>
-    <w:lsdException w:uiPriority="99" w:name="Table Classic 1"/>
-    <w:lsdException w:uiPriority="99" w:name="Table Classic 2"/>
-    <w:lsdException w:uiPriority="99" w:name="Table Classic 3"/>
-    <w:lsdException w:uiPriority="99" w:name="Table Classic 4"/>
-    <w:lsdException w:uiPriority="99" w:name="Table Colorful 1"/>
-    <w:lsdException w:uiPriority="99" w:name="Table Colorful 2"/>
-    <w:lsdException w:uiPriority="99" w:name="Table Colorful 3"/>
-    <w:lsdException w:uiPriority="99" w:name="Table Columns 1"/>
-    <w:lsdException w:uiPriority="99" w:name="Table Columns 2"/>
-    <w:lsdException w:uiPriority="99" w:name="Table Columns 3"/>
-    <w:lsdException w:uiPriority="99" w:name="Table Columns 4"/>
-    <w:lsdException w:uiPriority="99" w:name="Table Columns 5"/>
-    <w:lsdException w:uiPriority="99" w:name="Table Grid 1"/>
-    <w:lsdException w:uiPriority="99" w:name="Table Grid 2"/>
-    <w:lsdException w:uiPriority="99" w:name="Table Grid 3"/>
-    <w:lsdException w:uiPriority="99" w:name="Table Grid 4"/>
-    <w:lsdException w:uiPriority="99" w:name="Table Grid 5"/>
-    <w:lsdException w:uiPriority="99" w:name="Table Grid 6"/>
-    <w:lsdException w:uiPriority="99" w:name="Table Grid 7"/>
-    <w:lsdException w:uiPriority="99" w:name="Table Grid 8"/>
-    <w:lsdException w:uiPriority="99" w:name="Table List 1"/>
-    <w:lsdException w:uiPriority="99" w:name="Table List 2"/>
-    <w:lsdException w:uiPriority="99" w:name="Table List 3"/>
-    <w:lsdException w:uiPriority="99" w:name="Table List 4"/>
-    <w:lsdException w:uiPriority="99" w:name="Table List 5"/>
-    <w:lsdException w:uiPriority="99" w:name="Table List 6"/>
-    <w:lsdException w:uiPriority="99" w:name="Table List 7"/>
-    <w:lsdException w:uiPriority="99" w:name="Table List 8"/>
-    <w:lsdException w:uiPriority="99" w:name="Table 3D effects 1"/>
-    <w:lsdException w:uiPriority="99" w:name="Table 3D effects 2"/>
-    <w:lsdException w:uiPriority="99" w:name="Table 3D effects 3"/>
-    <w:lsdException w:uiPriority="99" w:name="Table Contemporary"/>
-    <w:lsdException w:uiPriority="99" w:name="Table Elegant"/>
-    <w:lsdException w:uiPriority="99" w:name="Table Professional"/>
-    <w:lsdException w:uiPriority="99" w:name="Table Subtle 1"/>
-    <w:lsdException w:uiPriority="99" w:name="Table Subtle 2"/>
-    <w:lsdException w:uiPriority="99" w:name="Table Web 1"/>
-    <w:lsdException w:uiPriority="99" w:name="Table Web 2"/>
-    <w:lsdException w:uiPriority="99" w:name="Table Web 3"/>
-    <w:lsdException w:uiPriority="99" w:name="Balloon Text"/>
-    <w:lsdException w:unhideWhenUsed="0" w:uiPriority="39" w:semiHidden="0" w:name="Table Grid"/>
-    <w:lsdException w:uiPriority="99" w:name="Table Theme"/>
-    <w:lsdException w:unhideWhenUsed="0" w:uiPriority="60" w:semiHidden="0" w:name="Light Shading"/>
-    <w:lsdException w:unhideWhenUsed="0" w:uiPriority="61" w:semiHidden="0" w:name="Light List"/>
-    <w:lsdException w:unhideWhenUsed="0" w:uiPriority="62" w:semiHidden="0" w:name="Light Grid"/>
-    <w:lsdException w:unhideWhenUsed="0" w:uiPriority="63" w:semiHidden="0" w:name="Medium Shading 1"/>
-    <w:lsdException w:unhideWhenUsed="0" w:uiPriority="64" w:semiHidden="0" w:name="Medium Shading 2"/>
-    <w:lsdException w:unhideWhenUsed="0" w:uiPriority="65" w:semiHidden="0" w:name="Medium List 1"/>
-    <w:lsdException w:unhideWhenUsed="0" w:uiPriority="66" w:semiHidden="0" w:name="Medium List 2"/>
-    <w:lsdException w:unhideWhenUsed="0" w:uiPriority="67" w:semiHidden="0" w:name="Medium Grid 1"/>
-    <w:lsdException w:unhideWhenUsed="0" w:uiPriority="68" w:semiHidden="0" w:name="Medium Grid 2"/>
-    <w:lsdException w:unhideWhenUsed="0" w:uiPriority="69" w:semiHidden="0" w:name="Medium Grid 3"/>
-    <w:lsdException w:unhideWhenUsed="0" w:uiPriority="70" w:semiHidden="0" w:name="Dark List"/>
-    <w:lsdException w:unhideWhenUsed="0" w:uiPriority="71" w:semiHidden="0" w:name="Colorful Shading"/>
-    <w:lsdException w:unhideWhenUsed="0" w:uiPriority="72" w:semiHidden="0" w:name="Colorful List"/>
-    <w:lsdException w:unhideWhenUsed="0" w:uiPriority="73" w:semiHidden="0" w:name="Colorful Grid"/>
-    <w:lsdException w:unhideWhenUsed="0" w:uiPriority="60" w:semiHidden="0" w:name="Light Shading Accent 1"/>
-    <w:lsdException w:unhideWhenUsed="0" w:uiPriority="61" w:semiHidden="0" w:name="Light List Accent 1"/>
-    <w:lsdException w:unhideWhenUsed="0" w:uiPriority="62" w:semiHidden="0" w:name="Light Grid Accent 1"/>
-    <w:lsdException w:unhideWhenUsed="0" w:uiPriority="63" w:semiHidden="0" w:name="Medium Shading 1 Accent 1"/>
-    <w:lsdException w:unhideWhenUsed="0" w:uiPriority="64" w:semiHidden="0" w:name="Medium Shading 2 Accent 1"/>
-    <w:lsdException w:unhideWhenUsed="0" w:uiPriority="65" w:semiHidden="0" w:name="Medium List 1 Accent 1"/>
-    <w:lsdException w:unhideWhenUsed="0" w:uiPriority="66" w:semiHidden="0" w:name="Medium List 2 Accent 1"/>
-    <w:lsdException w:unhideWhenUsed="0" w:uiPriority="67" w:semiHidden="0" w:name="Medium Grid 1 Accent 1"/>
-    <w:lsdException w:unhideWhenUsed="0" w:uiPriority="68" w:semiHidden="0" w:name="Medium Grid 2 Accent 1"/>
-    <w:lsdException w:unhideWhenUsed="0" w:uiPriority="69" w:semiHidden="0" w:name="Medium Grid 3 Accent 1"/>
-    <w:lsdException w:unhideWhenUsed="0" w:uiPriority="70" w:semiHidden="0" w:name="Dark List Accent 1"/>
-    <w:lsdException w:unhideWhenUsed="0" w:uiPriority="71" w:semiHidden="0" w:name="Colorful Shading Accent 1"/>
-    <w:lsdException w:unhideWhenUsed="0" w:uiPriority="72" w:semiHidden="0" w:name="Colorful List Accent 1"/>
-    <w:lsdException w:unhideWhenUsed="0" w:uiPriority="73" w:semiHidden="0" w:name="Colorful Grid Accent 1"/>
-    <w:lsdException w:unhideWhenUsed="0" w:uiPriority="60" w:semiHidden="0" w:name="Light Shading Accent 2"/>
-    <w:lsdException w:unhideWhenUsed="0" w:uiPriority="61" w:semiHidden="0" w:name="Light List Accent 2"/>
-    <w:lsdException w:unhideWhenUsed="0" w:uiPriority="62" w:semiHidden="0" w:name="Light Grid Accent 2"/>
-    <w:lsdException w:unhideWhenUsed="0" w:uiPriority="63" w:semiHidden="0" w:name="Medium Shading 1 Accent 2"/>
-    <w:lsdException w:unhideWhenUsed="0" w:uiPriority="64" w:semiHidden="0" w:name="Medium Shading 2 Accent 2"/>
-    <w:lsdException w:unhideWhenUsed="0" w:uiPriority="65" w:semiHidden="0" w:name="Medium List 1 Accent 2"/>
-    <w:lsdException w:unhideWhenUsed="0" w:uiPriority="66" w:semiHidden="0" w:name="Medium List 2 Accent 2"/>
-    <w:lsdException w:unhideWhenUsed="0" w:uiPriority="67" w:semiHidden="0" w:name="Medium Grid 1 Accent 2"/>
-    <w:lsdException w:unhideWhenUsed="0" w:uiPriority="68" w:semiHidden="0" w:name="Medium Grid 2 Accent 2"/>
-    <w:lsdException w:unhideWhenUsed="0" w:uiPriority="69" w:semiHidden="0" w:name="Medium Grid 3 Accent 2"/>
-    <w:lsdException w:unhideWhenUsed="0" w:uiPriority="70" w:semiHidden="0" w:name="Dark List Accent 2"/>
-    <w:lsdException w:unhideWhenUsed="0" w:uiPriority="71" w:semiHidden="0" w:name="Colorful Shading Accent 2"/>
-    <w:lsdException w:unhideWhenUsed="0" w:uiPriority="72" w:semiHidden="0" w:name="Colorful List Accent 2"/>
-    <w:lsdException w:unhideWhenUsed="0" w:uiPriority="73" w:semiHidden="0" w:name="Colorful Grid Accent 2"/>
-    <w:lsdException w:unhideWhenUsed="0" w:uiPriority="60" w:semiHidden="0" w:name="Light Shading Accent 3"/>
-    <w:lsdException w:unhideWhenUsed="0" w:uiPriority="61" w:semiHidden="0" w:name="Light List Accent 3"/>
-    <w:lsdException w:unhideWhenUsed="0" w:uiPriority="62" w:semiHidden="0" w:name="Light Grid Accent 3"/>
-    <w:lsdException w:unhideWhenUsed="0" w:uiPriority="63" w:semiHidden="0" w:name="Medium Shading 1 Accent 3"/>
-    <w:lsdException w:unhideWhenUsed="0" w:uiPriority="64" w:semiHidden="0" w:name="Medium Shading 2 Accent 3"/>
-    <w:lsdException w:unhideWhenUsed="0" w:uiPriority="65" w:semiHidden="0" w:name="Medium List 1 Accent 3"/>
-    <w:lsdException w:unhideWhenUsed="0" w:uiPriority="66" w:semiHidden="0" w:name="Medium List 2 Accent 3"/>
-    <w:lsdException w:unhideWhenUsed="0" w:uiPriority="67" w:semiHidden="0" w:name="Medium Grid 1 Accent 3"/>
-    <w:lsdException w:unhideWhenUsed="0" w:uiPriority="68" w:semiHidden="0" w:name="Medium Grid 2 Accent 3"/>
-    <w:lsdException w:unhideWhenUsed="0" w:uiPriority="69" w:semiHidden="0" w:name="Medium Grid 3 Accent 3"/>
-    <w:lsdException w:unhideWhenUsed="0" w:uiPriority="70" w:semiHidden="0" w:name="Dark List Accent 3"/>
-    <w:lsdException w:unhideWhenUsed="0" w:uiPriority="71" w:semiHidden="0" w:name="Colorful Shading Accent 3"/>
-    <w:lsdException w:unhideWhenUsed="0" w:uiPriority="72" w:semiHidden="0" w:name="Colorful List Accent 3"/>
-    <w:lsdException w:unhideWhenUsed="0" w:uiPriority="73" w:semiHidden="0" w:name="Colorful Grid Accent 3"/>
-    <w:lsdException w:unhideWhenUsed="0" w:uiPriority="60" w:semiHidden="0" w:name="Light Shading Accent 4"/>
-    <w:lsdException w:unhideWhenUsed="0" w:uiPriority="61" w:semiHidden="0" w:name="Light List Accent 4"/>
-    <w:lsdException w:unhideWhenUsed="0" w:uiPriority="62" w:semiHidden="0" w:name="Light Grid Accent 4"/>
-    <w:lsdException w:unhideWhenUsed="0" w:uiPriority="63" w:semiHidden="0" w:name="Medium Shading 1 Accent 4"/>
-    <w:lsdException w:unhideWhenUsed="0" w:uiPriority="64" w:semiHidden="0" w:name="Medium Shading 2 Accent 4"/>
-    <w:lsdException w:unhideWhenUsed="0" w:uiPriority="65" w:semiHidden="0" w:name="Medium List 1 Accent 4"/>
-    <w:lsdException w:unhideWhenUsed="0" w:uiPriority="66" w:semiHidden="0" w:name="Medium List 2 Accent 4"/>
-    <w:lsdException w:unhideWhenUsed="0" w:uiPriority="67" w:semiHidden="0" w:name="Medium Grid 1 Accent 4"/>
-    <w:lsdException w:unhideWhenUsed="0" w:uiPriority="68" w:semiHidden="0" w:name="Medium Grid 2 Accent 4"/>
-    <w:lsdException w:unhideWhenUsed="0" w:uiPriority="69" w:semiHidden="0" w:name="Medium Grid 3 Accent 4"/>
-    <w:lsdException w:unhideWhenUsed="0" w:uiPriority="70" w:semiHidden="0" w:name="Dark List Accent 4"/>
-    <w:lsdException w:unhideWhenUsed="0" w:uiPriority="71" w:semiHidden="0" w:name="Colorful Shading Accent 4"/>
-    <w:lsdException w:unhideWhenUsed="0" w:uiPriority="72" w:semiHidden="0" w:name="Colorful List Accent 4"/>
-    <w:lsdException w:unhideWhenUsed="0" w:uiPriority="73" w:semiHidden="0" w:name="Colorful Grid Accent 4"/>
-    <w:lsdException w:unhideWhenUsed="0" w:uiPriority="60" w:semiHidden="0" w:name="Light Shading Accent 5"/>
-    <w:lsdException w:unhideWhenUsed="0" w:uiPriority="61" w:semiHidden="0" w:name="Light List Accent 5"/>
-    <w:lsdException w:unhideWhenUsed="0" w:uiPriority="62" w:semiHidden="0" w:name="Light Grid Accent 5"/>
-    <w:lsdException w:unhideWhenUsed="0" w:uiPriority="63" w:semiHidden="0" w:name="Medium Shading 1 Accent 5"/>
-    <w:lsdException w:unhideWhenUsed="0" w:uiPriority="64" w:semiHidden="0" w:name="Medium Shading 2 Accent 5"/>
-    <w:lsdException w:unhideWhenUsed="0" w:uiPriority="65" w:semiHidden="0" w:name="Medium List 1 Accent 5"/>
-    <w:lsdException w:unhideWhenUsed="0" w:uiPriority="66" w:semiHidden="0" w:name="Medium List 2 Accent 5"/>
-    <w:lsdException w:unhideWhenUsed="0" w:uiPriority="67" w:semiHidden="0" w:name="Medium Grid 1 Accent 5"/>
-    <w:lsdException w:unhideWhenUsed="0" w:uiPriority="68" w:semiHidden="0" w:name="Medium Grid 2 Accent 5"/>
-    <w:lsdException w:unhideWhenUsed="0" w:uiPriority="69" w:semiHidden="0" w:name="Medium Grid 3 Accent 5"/>
-    <w:lsdException w:unhideWhenUsed="0" w:uiPriority="70" w:semiHidden="0" w:name="Dark List Accent 5"/>
-    <w:lsdException w:unhideWhenUsed="0" w:uiPriority="71" w:semiHidden="0" w:name="Colorful Shading Accent 5"/>
-    <w:lsdException w:unhideWhenUsed="0" w:uiPriority="72" w:semiHidden="0" w:name="Colorful List Accent 5"/>
-    <w:lsdException w:unhideWhenUsed="0" w:uiPriority="73" w:semiHidden="0" w:name="Colorful Grid Accent 5"/>
-    <w:lsdException w:unhideWhenUsed="0" w:uiPriority="60" w:semiHidden="0" w:name="Light Shading Accent 6"/>
-    <w:lsdException w:unhideWhenUsed="0" w:uiPriority="61" w:semiHidden="0" w:name="Light List Accent 6"/>
-    <w:lsdException w:unhideWhenUsed="0" w:uiPriority="62" w:semiHidden="0" w:name="Light Grid Accent 6"/>
-    <w:lsdException w:unhideWhenUsed="0" w:uiPriority="63" w:semiHidden="0" w:name="Medium Shading 1 Accent 6"/>
-    <w:lsdException w:unhideWhenUsed="0" w:uiPriority="64" w:semiHidden="0" w:name="Medium Shading 2 Accent 6"/>
-    <w:lsdException w:unhideWhenUsed="0" w:uiPriority="65" w:semiHidden="0" w:name="Medium List 1 Accent 6"/>
-    <w:lsdException w:unhideWhenUsed="0" w:uiPriority="66" w:semiHidden="0" w:name="Medium List 2 Accent 6"/>
-    <w:lsdException w:unhideWhenUsed="0" w:uiPriority="67" w:semiHidden="0" w:name="Medium Grid 1 Accent 6"/>
-    <w:lsdException w:unhideWhenUsed="0" w:uiPriority="68" w:semiHidden="0" w:name="Medium Grid 2 Accent 6"/>
-    <w:lsdException w:unhideWhenUsed="0" w:uiPriority="69" w:semiHidden="0" w:name="Medium Grid 3 Accent 6"/>
-    <w:lsdException w:unhideWhenUsed="0" w:uiPriority="70" w:semiHidden="0" w:name="Dark List Accent 6"/>
-    <w:lsdException w:unhideWhenUsed="0" w:uiPriority="71" w:semiHidden="0" w:name="Colorful Shading Accent 6"/>
-    <w:lsdException w:unhideWhenUsed="0" w:uiPriority="72" w:semiHidden="0" w:name="Colorful List Accent 6"/>
-    <w:lsdException w:unhideWhenUsed="0" w:uiPriority="73" w:semiHidden="0" w:name="Colorful Grid Accent 6"/>
+  <w:latentStyles w:defLockedState="0" w:defUIPriority="99" w:defSemiHidden="1" w:defUnhideWhenUsed="1" w:defQFormat="0" w:count="260">
+    <w:lsdException w:name="Normal" w:uiPriority="0" w:semiHidden="0" w:unhideWhenUsed="0" w:qFormat="1"/>
+    <w:lsdException w:name="heading 1" w:uiPriority="9" w:semiHidden="0" w:unhideWhenUsed="0" w:qFormat="1"/>
+    <w:lsdException w:name="heading 2" w:uiPriority="9" w:qFormat="1"/>
+    <w:lsdException w:name="heading 3" w:uiPriority="9" w:qFormat="1"/>
+    <w:lsdException w:name="heading 4" w:uiPriority="9" w:qFormat="1"/>
+    <w:lsdException w:name="heading 5" w:uiPriority="9" w:qFormat="1"/>
+    <w:lsdException w:name="heading 6" w:uiPriority="9" w:qFormat="1"/>
+    <w:lsdException w:name="heading 7" w:uiPriority="9" w:qFormat="1"/>
+    <w:lsdException w:name="heading 8" w:uiPriority="9" w:qFormat="1"/>
+    <w:lsdException w:name="heading 9" w:uiPriority="9" w:qFormat="1"/>
+    <w:lsdException w:name="index 1" w:uiPriority="99"/>
+    <w:lsdException w:name="index 2" w:uiPriority="99"/>
+    <w:lsdException w:name="index 3" w:uiPriority="99"/>
+    <w:lsdException w:name="index 4" w:uiPriority="99"/>
+    <w:lsdException w:name="index 5" w:uiPriority="99"/>
+    <w:lsdException w:name="index 6" w:uiPriority="99"/>
+    <w:lsdException w:name="index 7" w:uiPriority="99"/>
+    <w:lsdException w:name="index 8" w:uiPriority="99"/>
+    <w:lsdException w:name="index 9" w:uiPriority="99"/>
+    <w:lsdException w:name="toc 1" w:uiPriority="39"/>
+    <w:lsdException w:name="toc 2" w:uiPriority="39"/>
+    <w:lsdException w:name="toc 3" w:uiPriority="39"/>
+    <w:lsdException w:name="toc 4" w:uiPriority="39"/>
+    <w:lsdException w:name="toc 5" w:uiPriority="39"/>
+    <w:lsdException w:name="toc 6" w:uiPriority="39"/>
+    <w:lsdException w:name="toc 7" w:uiPriority="39"/>
+    <w:lsdException w:name="toc 8" w:uiPriority="39"/>
+    <w:lsdException w:name="toc 9" w:uiPriority="39"/>
+    <w:lsdException w:name="Normal Indent" w:uiPriority="99"/>
+    <w:lsdException w:name="footnote text" w:uiPriority="99"/>
+    <w:lsdException w:name="annotation text" w:uiPriority="99"/>
+    <w:lsdException w:name="header" w:uiPriority="0" w:semiHidden="0" w:unhideWhenUsed="0"/>
+    <w:lsdException w:name="footer" w:uiPriority="0" w:semiHidden="0" w:unhideWhenUsed="0"/>
+    <w:lsdException w:name="index heading" w:uiPriority="99"/>
+    <w:lsdException w:name="caption" w:uiPriority="0" w:semiHidden="0" w:unhideWhenUsed="0" w:qFormat="1"/>
+    <w:lsdException w:name="table of figures" w:uiPriority="99"/>
+    <w:lsdException w:name="envelope address" w:uiPriority="99"/>
+    <w:lsdException w:name="envelope return" w:uiPriority="99"/>
+    <w:lsdException w:name="footnote reference" w:uiPriority="99"/>
+    <w:lsdException w:name="annotation reference" w:uiPriority="99"/>
+    <w:lsdException w:name="line number" w:uiPriority="99"/>
+    <w:lsdException w:name="page number" w:uiPriority="99"/>
+    <w:lsdException w:name="endnote reference" w:uiPriority="99"/>
+    <w:lsdException w:name="endnote text" w:uiPriority="99"/>
+    <w:lsdException w:name="table of authorities" w:uiPriority="99"/>
+    <w:lsdException w:name="macro" w:uiPriority="99"/>
+    <w:lsdException w:name="toa heading" w:uiPriority="99"/>
+    <w:lsdException w:name="List" w:uiPriority="0" w:semiHidden="0" w:unhideWhenUsed="0"/>
+    <w:lsdException w:name="List Bullet" w:uiPriority="99"/>
+    <w:lsdException w:name="List Number" w:uiPriority="99"/>
+    <w:lsdException w:name="List 2" w:uiPriority="99"/>
+    <w:lsdException w:name="List 3" w:uiPriority="99"/>
+    <w:lsdException w:name="List 4" w:uiPriority="99"/>
+    <w:lsdException w:name="List 5" w:uiPriority="99"/>
+    <w:lsdException w:name="List Bullet 2" w:uiPriority="99"/>
+    <w:lsdException w:name="List Bullet 3" w:uiPriority="99"/>
+    <w:lsdException w:name="List Bullet 4" w:uiPriority="99"/>
+    <w:lsdException w:name="List Bullet 5" w:uiPriority="99"/>
+    <w:lsdException w:name="List Number 2" w:uiPriority="99"/>
+    <w:lsdException w:name="List Number 3" w:uiPriority="99"/>
+    <w:lsdException w:name="List Number 4" w:uiPriority="99"/>
+    <w:lsdException w:name="List Number 5" w:uiPriority="99"/>
+    <w:lsdException w:name="Title" w:uiPriority="10" w:semiHidden="0" w:unhideWhenUsed="0" w:qFormat="1"/>
+    <w:lsdException w:name="Closing" w:uiPriority="99"/>
+    <w:lsdException w:name="Signature" w:uiPriority="99"/>
+    <w:lsdException w:name="Default Paragraph Font" w:uiPriority="1" w:qFormat="1"/>
+    <w:lsdException w:name="Body Text" w:uiPriority="0" w:semiHidden="0" w:unhideWhenUsed="0"/>
+    <w:lsdException w:name="Body Text Indent" w:uiPriority="99"/>
+    <w:lsdException w:name="List Continue" w:uiPriority="99"/>
+    <w:lsdException w:name="List Continue 2" w:uiPriority="99"/>
+    <w:lsdException w:name="List Continue 3" w:uiPriority="99"/>
+    <w:lsdException w:name="List Continue 4" w:uiPriority="99"/>
+    <w:lsdException w:name="List Continue 5" w:uiPriority="99"/>
+    <w:lsdException w:name="Message Header" w:uiPriority="99"/>
+    <w:lsdException w:name="Subtitle" w:uiPriority="11" w:semiHidden="0" w:unhideWhenUsed="0" w:qFormat="1"/>
+    <w:lsdException w:name="Salutation" w:uiPriority="99"/>
+    <w:lsdException w:name="Date" w:uiPriority="99"/>
+    <w:lsdException w:name="Body Text First Indent" w:uiPriority="99"/>
+    <w:lsdException w:name="Body Text First Indent 2" w:uiPriority="99"/>
+    <w:lsdException w:name="Note Heading" w:uiPriority="99"/>
+    <w:lsdException w:name="Body Text 2" w:uiPriority="99"/>
+    <w:lsdException w:name="Body Text 3" w:uiPriority="99"/>
+    <w:lsdException w:name="Body Text Indent 2" w:uiPriority="99"/>
+    <w:lsdException w:name="Body Text Indent 3" w:uiPriority="99"/>
+    <w:lsdException w:name="Block Text" w:uiPriority="99"/>
+    <w:lsdException w:name="Hyperlink" w:uiPriority="99"/>
+    <w:lsdException w:name="FollowedHyperlink" w:uiPriority="99"/>
+    <w:lsdException w:name="Strong" w:uiPriority="22" w:semiHidden="0" w:unhideWhenUsed="0" w:qFormat="1"/>
+    <w:lsdException w:name="Emphasis" w:uiPriority="20" w:semiHidden="0" w:unhideWhenUsed="0" w:qFormat="1"/>
+    <w:lsdException w:name="Document Map" w:uiPriority="99"/>
+    <w:lsdException w:name="Plain Text" w:uiPriority="99"/>
+    <w:lsdException w:name="E-mail Signature" w:uiPriority="99"/>
+    <w:lsdException w:name="Normal (Web)" w:uiPriority="99"/>
+    <w:lsdException w:name="HTML Acronym" w:uiPriority="99"/>
+    <w:lsdException w:name="HTML Address" w:uiPriority="99"/>
+    <w:lsdException w:name="HTML Cite" w:uiPriority="99"/>
+    <w:lsdException w:name="HTML Code" w:uiPriority="99"/>
+    <w:lsdException w:name="HTML Definition" w:uiPriority="99"/>
+    <w:lsdException w:name="HTML Keyboard" w:uiPriority="99"/>
+    <w:lsdException w:name="HTML Preformatted" w:uiPriority="99"/>
+    <w:lsdException w:name="HTML Sample" w:uiPriority="99"/>
+    <w:lsdException w:name="HTML Typewriter" w:uiPriority="99"/>
+    <w:lsdException w:name="HTML Variable" w:uiPriority="99"/>
+    <w:lsdException w:name="Normal Table" w:uiPriority="99"/>
+    <w:lsdException w:name="annotation subject" w:uiPriority="99"/>
+    <w:lsdException w:name="Table Simple 1" w:uiPriority="99"/>
+    <w:lsdException w:name="Table Simple 2" w:uiPriority="99"/>
+    <w:lsdException w:name="Table Simple 3" w:uiPriority="99"/>
+    <w:lsdException w:name="Table Classic 1" w:uiPriority="99"/>
+    <w:lsdException w:name="Table Classic 2" w:uiPriority="99"/>
+    <w:lsdException w:name="Table Classic 3" w:uiPriority="99"/>
+    <w:lsdException w:name="Table Classic 4" w:uiPriority="99"/>
+    <w:lsdException w:name="Table Colorful 1" w:uiPriority="99"/>
+    <w:lsdException w:name="Table Colorful 2" w:uiPriority="99"/>
+    <w:lsdException w:name="Table Colorful 3" w:uiPriority="99"/>
+    <w:lsdException w:name="Table Columns 1" w:uiPriority="99"/>
+    <w:lsdException w:name="Table Columns 2" w:uiPriority="99"/>
+    <w:lsdException w:name="Table Columns 3" w:uiPriority="99"/>
+    <w:lsdException w:name="Table Columns 4" w:uiPriority="99"/>
+    <w:lsdException w:name="Table Columns 5" w:uiPriority="99"/>
+    <w:lsdException w:name="Table Grid 1" w:uiPriority="99"/>
+    <w:lsdException w:name="Table Grid 2" w:uiPriority="99"/>
+    <w:lsdException w:name="Table Grid 3" w:uiPriority="99"/>
+    <w:lsdException w:name="Table Grid 4" w:uiPriority="99"/>
+    <w:lsdException w:name="Table Grid 5" w:uiPriority="99"/>
+    <w:lsdException w:name="Table Grid 6" w:uiPriority="99"/>
+    <w:lsdException w:name="Table Grid 7" w:uiPriority="99"/>
+    <w:lsdException w:name="Table Grid 8" w:uiPriority="99"/>
+    <w:lsdException w:name="Table List 1" w:uiPriority="99"/>
+    <w:lsdException w:name="Table List 2" w:uiPriority="99"/>
+    <w:lsdException w:name="Table List 3" w:uiPriority="99"/>
+    <w:lsdException w:name="Table List 4" w:uiPriority="99"/>
+    <w:lsdException w:name="Table List 5" w:uiPriority="99"/>
+    <w:lsdException w:name="Table List 6" w:uiPriority="99"/>
+    <w:lsdException w:name="Table List 7" w:uiPriority="99"/>
+    <w:lsdException w:name="Table List 8" w:uiPriority="99"/>
+    <w:lsdException w:name="Table 3D effects 1" w:uiPriority="99"/>
+    <w:lsdException w:name="Table 3D effects 2" w:uiPriority="99"/>
+    <w:lsdException w:name="Table 3D effects 3" w:uiPriority="99"/>
+    <w:lsdException w:name="Table Contemporary" w:uiPriority="99"/>
+    <w:lsdException w:name="Table Elegant" w:uiPriority="99"/>
+    <w:lsdException w:name="Table Professional" w:uiPriority="99"/>
+    <w:lsdException w:name="Table Subtle 1" w:uiPriority="99"/>
+    <w:lsdException w:name="Table Subtle 2" w:uiPriority="99"/>
+    <w:lsdException w:name="Table Web 1" w:uiPriority="99"/>
+    <w:lsdException w:name="Table Web 2" w:uiPriority="99"/>
+    <w:lsdException w:name="Table Web 3" w:uiPriority="99"/>
+    <w:lsdException w:name="Balloon Text" w:uiPriority="99"/>
+    <w:lsdException w:name="Table Grid" w:uiPriority="39" w:semiHidden="0" w:unhideWhenUsed="0"/>
+    <w:lsdException w:name="Table Theme" w:uiPriority="99"/>
+    <w:lsdException w:name="Light Shading" w:uiPriority="60" w:semiHidden="0" w:unhideWhenUsed="0"/>
+    <w:lsdException w:name="Light List" w:uiPriority="61" w:semiHidden="0" w:unhideWhenUsed="0"/>
+    <w:lsdException w:name="Light Grid" w:uiPriority="62" w:semiHidden="0" w:unhideWhenUsed="0"/>
+    <w:lsdException w:name="Medium Shading 1" w:uiPriority="63" w:semiHidden="0" w:unhideWhenUsed="0"/>
+    <w:lsdException w:name="Medium Shading 2" w:uiPriority="64" w:semiHidden="0" w:unhideWhenUsed="0"/>
+    <w:lsdException w:name="Medium List 1" w:uiPriority="65" w:semiHidden="0" w:unhideWhenUsed="0"/>
+    <w:lsdException w:name="Medium List 2" w:uiPriority="66" w:semiHidden="0" w:unhideWhenUsed="0"/>
+    <w:lsdException w:name="Medium Grid 1" w:uiPriority="67" w:semiHidden="0" w:unhideWhenUsed="0"/>
+    <w:lsdException w:name="Medium Grid 2" w:uiPriority="68" w:semiHidden="0" w:unhideWhenUsed="0"/>
+    <w:lsdException w:name="Medium Grid 3" w:uiPriority="69" w:semiHidden="0" w:unhideWhenUsed="0"/>
+    <w:lsdException w:name="Dark List" w:uiPriority="70" w:semiHidden="0" w:unhideWhenUsed="0"/>
+    <w:lsdException w:name="Colorful Shading" w:uiPriority="71" w:semiHidden="0" w:unhideWhenUsed="0"/>
+    <w:lsdException w:name="Colorful List" w:uiPriority="72" w:semiHidden="0" w:unhideWhenUsed="0"/>
+    <w:lsdException w:name="Colorful Grid" w:uiPriority="73" w:semiHidden="0" w:unhideWhenUsed="0"/>
+    <w:lsdException w:name="Light Shading Accent 1" w:uiPriority="60" w:semiHidden="0" w:unhideWhenUsed="0"/>
+    <w:lsdException w:name="Light List Accent 1" w:uiPriority="61" w:semiHidden="0" w:unhideWhenUsed="0"/>
+    <w:lsdException w:name="Light Grid Accent 1" w:uiPriority="62" w:semiHidden="0" w:unhideWhenUsed="0"/>
+    <w:lsdException w:name="Medium Shading 1 Accent 1" w:uiPriority="63" w:semiHidden="0" w:unhideWhenUsed="0"/>
+    <w:lsdException w:name="Medium Shading 2 Accent 1" w:uiPriority="64" w:semiHidden="0" w:unhideWhenUsed="0"/>
+    <w:lsdException w:name="Medium List 1 Accent 1" w:uiPriority="65" w:semiHidden="0" w:unhideWhenUsed="0"/>
+    <w:lsdException w:name="Medium List 2 Accent 1" w:uiPriority="66" w:semiHidden="0" w:unhideWhenUsed="0"/>
+    <w:lsdException w:name="Medium Grid 1 Accent 1" w:uiPriority="67" w:semiHidden="0" w:unhideWhenUsed="0"/>
+    <w:lsdException w:name="Medium Grid 2 Accent 1" w:uiPriority="68" w:semiHidden="0" w:unhideWhenUsed="0"/>
+    <w:lsdException w:name="Medium Grid 3 Accent 1" w:uiPriority="69" w:semiHidden="0" w:unhideWhenUsed="0"/>
+    <w:lsdException w:name="Dark List Accent 1" w:uiPriority="70" w:semiHidden="0" w:unhideWhenUsed="0"/>
+    <w:lsdException w:name="Colorful Shading Accent 1" w:uiPriority="71" w:semiHidden="0" w:unhideWhenUsed="0"/>
+    <w:lsdException w:name="Colorful List Accent 1" w:uiPriority="72" w:semiHidden="0" w:unhideWhenUsed="0"/>
+    <w:lsdException w:name="Colorful Grid Accent 1" w:uiPriority="73" w:semiHidden="0" w:unhideWhenUsed="0"/>
+    <w:lsdException w:name="Light Shading Accent 2" w:uiPriority="60" w:semiHidden="0" w:unhideWhenUsed="0"/>
+    <w:lsdException w:name="Light List Accent 2" w:uiPriority="61" w:semiHidden="0" w:unhideWhenUsed="0"/>
+    <w:lsdException w:name="Light Grid Accent 2" w:uiPriority="62" w:semiHidden="0" w:unhideWhenUsed="0"/>
+    <w:lsdException w:name="Medium Shading 1 Accent 2" w:uiPriority="63" w:semiHidden="0" w:unhideWhenUsed="0"/>
+    <w:lsdException w:name="Medium Shading 2 Accent 2" w:uiPriority="64" w:semiHidden="0" w:unhideWhenUsed="0"/>
+    <w:lsdException w:name="Medium List 1 Accent 2" w:uiPriority="65" w:semiHidden="0" w:unhideWhenUsed="0"/>
+    <w:lsdException w:name="Medium List 2 Accent 2" w:uiPriority="66" w:semiHidden="0" w:unhideWhenUsed="0"/>
+    <w:lsdException w:name="Medium Grid 1 Accent 2" w:uiPriority="67" w:semiHidden="0" w:unhideWhenUsed="0"/>
+    <w:lsdException w:name="Medium Grid 2 Accent 2" w:uiPriority="68" w:semiHidden="0" w:unhideWhenUsed="0"/>
+    <w:lsdException w:name="Medium Grid 3 Accent 2" w:uiPriority="69" w:semiHidden="0" w:unhideWhenUsed="0"/>
+    <w:lsdException w:name="Dark List Accent 2" w:uiPriority="70" w:semiHidden="0" w:unhideWhenUsed="0"/>
+    <w:lsdException w:name="Colorful Shading Accent 2" w:uiPriority="71" w:semiHidden="0" w:unhideWhenUsed="0"/>
+    <w:lsdException w:name="Colorful List Accent 2" w:uiPriority="72" w:semiHidden="0" w:unhideWhenUsed="0"/>
+    <w:lsdException w:name="Colorful Grid Accent 2" w:uiPriority="73" w:semiHidden="0" w:unhideWhenUsed="0"/>
+    <w:lsdException w:name="Light Shading Accent 3" w:uiPriority="60" w:semiHidden="0" w:unhideWhenUsed="0"/>
+    <w:lsdException w:name="Light List Accent 3" w:uiPriority="61" w:semiHidden="0" w:unhideWhenUsed="0"/>
+    <w:lsdException w:name="Light Grid Accent 3" w:uiPriority="62" w:semiHidden="0" w:unhideWhenUsed="0"/>
+    <w:lsdException w:name="Medium Shading 1 Accent 3" w:uiPriority="63" w:semiHidden="0" w:unhideWhenUsed="0"/>
+    <w:lsdException w:name="Medium Shading 2 Accent 3" w:uiPriority="64" w:semiHidden="0" w:unhideWhenUsed="0"/>
+    <w:lsdException w:name="Medium List 1 Accent 3" w:uiPriority="65" w:semiHidden="0" w:unhideWhenUsed="0"/>
+    <w:lsdException w:name="Medium List 2 Accent 3" w:uiPriority="66" w:semiHidden="0" w:unhideWhenUsed="0"/>
+    <w:lsdException w:name="Medium Grid 1 Accent 3" w:uiPriority="67" w:semiHidden="0" w:unhideWhenUsed="0"/>
+    <w:lsdException w:name="Medium Grid 2 Accent 3" w:uiPriority="68" w:semiHidden="0" w:unhideWhenUsed="0"/>
+    <w:lsdException w:name="Medium Grid 3 Accent 3" w:uiPriority="69" w:semiHidden="0" w:unhideWhenUsed="0"/>
+    <w:lsdException w:name="Dark List Accent 3" w:uiPriority="70" w:semiHidden="0" w:unhideWhenUsed="0"/>
+    <w:lsdException w:name="Colorful Shading Accent 3" w:uiPriority="71" w:semiHidden="0" w:unhideWhenUsed="0"/>
+    <w:lsdException w:name="Colorful List Accent 3" w:uiPriority="72" w:semiHidden="0" w:unhideWhenUsed="0"/>
+    <w:lsdException w:name="Colorful Grid Accent 3" w:uiPriority="73" w:semiHidden="0" w:unhideWhenUsed="0"/>
+    <w:lsdException w:name="Light Shading Accent 4" w:uiPriority="60" w:semiHidden="0" w:unhideWhenUsed="0"/>
+    <w:lsdException w:name="Light List Accent 4" w:uiPriority="61" w:semiHidden="0" w:unhideWhenUsed="0"/>
+    <w:lsdException w:name="Light Grid Accent 4" w:uiPriority="62" w:semiHidden="0" w:unhideWhenUsed="0"/>
+    <w:lsdException w:name="Medium Shading 1 Accent 4" w:uiPriority="63" w:semiHidden="0" w:unhideWhenUsed="0"/>
+    <w:lsdException w:name="Medium Shading 2 Accent 4" w:uiPriority="64" w:semiHidden="0" w:unhideWhenUsed="0"/>
+    <w:lsdException w:name="Medium List 1 Accent 4" w:uiPriority="65" w:semiHidden="0" w:unhideWhenUsed="0"/>
+    <w:lsdException w:name="Medium List 2 Accent 4" w:uiPriority="66" w:semiHidden="0" w:unhideWhenUsed="0"/>
+    <w:lsdException w:name="Medium Grid 1 Accent 4" w:uiPriority="67" w:semiHidden="0" w:unhideWhenUsed="0"/>
+    <w:lsdException w:name="Medium Grid 2 Accent 4" w:uiPriority="68" w:semiHidden="0" w:unhideWhenUsed="0"/>
+    <w:lsdException w:name="Medium Grid 3 Accent 4" w:uiPriority="69" w:semiHidden="0" w:unhideWhenUsed="0"/>
+    <w:lsdException w:name="Dark List Accent 4" w:uiPriority="70" w:semiHidden="0" w:unhideWhenUsed="0"/>
+    <w:lsdException w:name="Colorful Shading Accent 4" w:uiPriority="71" w:semiHidden="0" w:unhideWhenUsed="0"/>
+    <w:lsdException w:name="Colorful List Accent 4" w:uiPriority="72" w:semiHidden="0" w:unhideWhenUsed="0"/>
+    <w:lsdException w:name="Colorful Grid Accent 4" w:uiPriority="73" w:semiHidden="0" w:unhideWhenUsed="0"/>
+    <w:lsdException w:name="Light Shading Accent 5" w:uiPriority="60" w:semiHidden="0" w:unhideWhenUsed="0"/>
+    <w:lsdException w:name="Light List Accent 5" w:uiPriority="61" w:semiHidden="0" w:unhideWhenUsed="0"/>
+    <w:lsdException w:name="Light Grid Accent 5" w:uiPriority="62" w:semiHidden="0" w:unhideWhenUsed="0"/>
+    <w:lsdException w:name="Medium Shading 1 Accent 5" w:uiPriority="63" w:semiHidden="0" w:unhideWhenUsed="0"/>
+    <w:lsdException w:name="Medium Shading 2 Accent 5" w:uiPriority="64" w:semiHidden="0" w:unhideWhenUsed="0"/>
+    <w:lsdException w:name="Medium List 1 Accent 5" w:uiPriority="65" w:semiHidden="0" w:unhideWhenUsed="0"/>
+    <w:lsdException w:name="Medium List 2 Accent 5" w:uiPriority="66" w:semiHidden="0" w:unhideWhenUsed="0"/>
+    <w:lsdException w:name="Medium Grid 1 Accent 5" w:uiPriority="67" w:semiHidden="0" w:unhideWhenUsed="0"/>
+    <w:lsdException w:name="Medium Grid 2 Accent 5" w:uiPriority="68" w:semiHidden="0" w:unhideWhenUsed="0"/>
+    <w:lsdException w:name="Medium Grid 3 Accent 5" w:uiPriority="69" w:semiHidden="0" w:unhideWhenUsed="0"/>
+    <w:lsdException w:name="Dark List Accent 5" w:uiPriority="70" w:semiHidden="0" w:unhideWhenUsed="0"/>
+    <w:lsdException w:name="Colorful Shading Accent 5" w:uiPriority="71" w:semiHidden="0" w:unhideWhenUsed="0"/>
+    <w:lsdException w:name="Colorful List Accent 5" w:uiPriority="72" w:semiHidden="0" w:unhideWhenUsed="0"/>
+    <w:lsdException w:name="Colorful Grid Accent 5" w:uiPriority="73" w:semiHidden="0" w:unhideWhenUsed="0"/>
+    <w:lsdException w:name="Light Shading Accent 6" w:uiPriority="60" w:semiHidden="0" w:unhideWhenUsed="0"/>
+    <w:lsdException w:name="Light List Accent 6" w:uiPriority="61" w:semiHidden="0" w:unhideWhenUsed="0"/>
+    <w:lsdException w:name="Light Grid Accent 6" w:uiPriority="62" w:semiHidden="0" w:unhideWhenUsed="0"/>
+    <w:lsdException w:name="Medium Shading 1 Accent 6" w:uiPriority="63" w:semiHidden="0" w:unhideWhenUsed="0"/>
+    <w:lsdException w:name="Medium Shading 2 Accent 6" w:uiPriority="64" w:semiHidden="0" w:unhideWhenUsed="0"/>
+    <w:lsdException w:name="Medium List 1 Accent 6" w:uiPriority="65" w:semiHidden="0" w:unhideWhenUsed="0"/>
+    <w:lsdException w:name="Medium List 2 Accent 6" w:uiPriority="66" w:semiHidden="0" w:unhideWhenUsed="0"/>
+    <w:lsdException w:name="Medium Grid 1 Accent 6" w:uiPriority="67" w:semiHidden="0" w:unhideWhenUsed="0"/>
+    <w:lsdException w:name="Medium Grid 2 Accent 6" w:uiPriority="68" w:semiHidden="0" w:unhideWhenUsed="0"/>
+    <w:lsdException w:name="Medium Grid 3 Accent 6" w:uiPriority="69" w:semiHidden="0" w:unhideWhenUsed="0"/>
+    <w:lsdException w:name="Dark List Accent 6" w:uiPriority="70" w:semiHidden="0" w:unhideWhenUsed="0"/>
+    <w:lsdException w:name="Colorful Shading Accent 6" w:uiPriority="71" w:semiHidden="0" w:unhideWhenUsed="0"/>
+    <w:lsdException w:name="Colorful List Accent 6" w:uiPriority="72" w:semiHidden="0" w:unhideWhenUsed="0"/>
+    <w:lsdException w:name="Colorful Grid Accent 6" w:uiPriority="73" w:semiHidden="0" w:unhideWhenUsed="0"/>
   </w:latentStyles>
-  <w:style w:type="paragraph" w:default="1" w:styleId="1">
+  <w:style w:type="paragraph" w:styleId="Normal" w:default="1">
     <w:name w:val="Normal"/>
+    <w:uiPriority w:val="0"/>
     <w:qFormat/>
-    <w:uiPriority w:val="0"/>
     <w:pPr>
-      <w:widowControl w:val="0"/>
-      <w:suppressAutoHyphens/>
+      <w:widowControl w:val="false"/>
+      <w:suppressAutoHyphens w:val="true"/>
       <w:bidi w:val="0"/>
-      <w:spacing w:before="0" w:after="0" w:line="240" w:lineRule="auto"/>
+      <w:spacing w:lineRule="auto" w:line="240" w:before="0" w:after="0"/>
       <w:jc w:val="left"/>
       <w:textAlignment w:val="baseline"/>
     </w:pPr>
@@ -2123,41 +2209,106 @@
       <w:lang w:val="es-ES" w:eastAsia="es-ES" w:bidi="ar-SA"/>
     </w:rPr>
   </w:style>
-  <w:style w:type="character" w:default="1" w:styleId="2">
+  <w:style w:type="character" w:styleId="DefaultParagraphFont" w:default="1">
     <w:name w:val="Default Paragraph Font"/>
+    <w:uiPriority w:val="1"/>
     <w:semiHidden/>
     <w:unhideWhenUsed/>
     <w:qFormat/>
-    <w:uiPriority w:val="1"/>
+    <w:rPr/>
   </w:style>
-  <w:style w:type="table" w:default="1" w:styleId="3">
-    <w:name w:val="Normal Table"/>
-    <w:semiHidden/>
-    <w:unhideWhenUsed/>
-    <w:uiPriority w:val="99"/>
-    <w:tblPr>
-      <w:tblCellMar>
-        <w:top w:w="0" w:type="dxa"/>
-        <w:left w:w="108" w:type="dxa"/>
-        <w:bottom w:w="0" w:type="dxa"/>
-        <w:right w:w="108" w:type="dxa"/>
-      </w:tblCellMar>
-    </w:tblPr>
+  <w:style w:type="character" w:styleId="EncabezadoCar" w:customStyle="1">
+    <w:name w:val="Encabezado Car"/>
+    <w:basedOn w:val="DefaultParagraphFont"/>
+    <w:uiPriority w:val="0"/>
+    <w:qFormat/>
+    <w:rPr>
+      <w:rFonts w:ascii="Cambria" w:hAnsi="Cambria" w:eastAsia="MS Mincho" w:cs="F"/>
+      <w:sz w:val="24"/>
+      <w:szCs w:val="24"/>
+      <w:lang w:eastAsia="es-ES"/>
+    </w:rPr>
   </w:style>
-  <w:style w:type="paragraph" w:styleId="4">
+  <w:style w:type="character" w:styleId="PiedepginaCar" w:customStyle="1">
+    <w:name w:val="Pie de página Car"/>
+    <w:basedOn w:val="DefaultParagraphFont"/>
+    <w:uiPriority w:val="0"/>
+    <w:qFormat/>
+    <w:rPr>
+      <w:rFonts w:ascii="Cambria" w:hAnsi="Cambria" w:eastAsia="MS Mincho" w:cs="F"/>
+      <w:sz w:val="24"/>
+      <w:szCs w:val="24"/>
+      <w:lang w:eastAsia="es-ES"/>
+    </w:rPr>
+  </w:style>
+  <w:style w:type="paragraph" w:styleId="Ttulo" w:customStyle="1">
+    <w:name w:val="Título"/>
+    <w:basedOn w:val="Normal"/>
+    <w:next w:val="Cuerpodetexto"/>
+    <w:uiPriority w:val="0"/>
+    <w:qFormat/>
+    <w:pPr>
+      <w:keepNext w:val="true"/>
+      <w:spacing w:before="240" w:after="120"/>
+    </w:pPr>
+    <w:rPr>
+      <w:rFonts w:ascii="Liberation Sans" w:hAnsi="Liberation Sans" w:eastAsia="Noto Sans CJK SC" w:cs="Lohit Devanagari"/>
+      <w:sz w:val="28"/>
+      <w:szCs w:val="28"/>
+    </w:rPr>
+  </w:style>
+  <w:style w:type="paragraph" w:styleId="Cuerpodetexto">
     <w:name w:val="Body Text"/>
-    <w:basedOn w:val="1"/>
+    <w:basedOn w:val="Normal"/>
     <w:uiPriority w:val="0"/>
     <w:pPr>
-      <w:spacing w:before="0" w:after="140" w:line="276" w:lineRule="auto"/>
+      <w:spacing w:lineRule="auto" w:line="276" w:before="0" w:after="140"/>
     </w:pPr>
+    <w:rPr/>
   </w:style>
-  <w:style w:type="paragraph" w:styleId="5">
+  <w:style w:type="paragraph" w:styleId="Lista">
+    <w:name w:val="List"/>
+    <w:basedOn w:val="Cuerpodetexto"/>
+    <w:uiPriority w:val="0"/>
+    <w:pPr/>
+    <w:rPr>
+      <w:rFonts w:cs="Lohit Devanagari"/>
+    </w:rPr>
+  </w:style>
+  <w:style w:type="paragraph" w:styleId="Leyenda">
+    <w:name w:val="Caption"/>
+    <w:basedOn w:val="Normal"/>
+    <w:qFormat/>
+    <w:pPr>
+      <w:suppressLineNumbers/>
+      <w:spacing w:before="120" w:after="120"/>
+    </w:pPr>
+    <w:rPr>
+      <w:rFonts w:cs="Lucida Sans"/>
+      <w:i/>
+      <w:iCs/>
+      <w:sz w:val="24"/>
+      <w:szCs w:val="24"/>
+    </w:rPr>
+  </w:style>
+  <w:style w:type="paragraph" w:styleId="Ndice" w:customStyle="1">
+    <w:name w:val="Índice"/>
+    <w:basedOn w:val="Normal"/>
+    <w:uiPriority w:val="0"/>
+    <w:qFormat/>
+    <w:pPr>
+      <w:suppressLineNumbers/>
+    </w:pPr>
+    <w:rPr>
+      <w:rFonts w:cs="Lohit Devanagari"/>
+    </w:rPr>
+  </w:style>
+  <w:style w:type="paragraph" w:styleId="Caption">
     <w:name w:val="caption"/>
-    <w:basedOn w:val="1"/>
-    <w:next w:val="1"/>
+    <w:basedOn w:val="Normal"/>
+    <w:next w:val="Normal"/>
+    <w:uiPriority w:val="0"/>
     <w:qFormat/>
-    <w:uiPriority w:val="0"/>
     <w:pPr>
       <w:suppressLineNumbers/>
       <w:spacing w:before="120" w:after="120"/>
@@ -2170,27 +2321,37 @@
       <w:szCs w:val="24"/>
     </w:rPr>
   </w:style>
-  <w:style w:type="paragraph" w:styleId="6">
-    <w:name w:val="footer"/>
-    <w:basedOn w:val="7"/>
-    <w:link w:val="11"/>
+  <w:style w:type="paragraph" w:styleId="Cabeceraypie" w:customStyle="1">
+    <w:name w:val="Cabecera y pie"/>
+    <w:basedOn w:val="Normal"/>
+    <w:uiPriority w:val="0"/>
+    <w:qFormat/>
+    <w:pPr/>
+    <w:rPr/>
+  </w:style>
+  <w:style w:type="paragraph" w:styleId="Piedepgina">
+    <w:name w:val="Footer"/>
+    <w:basedOn w:val="Standard"/>
+    <w:link w:val="PiedepginaCar"/>
     <w:uiPriority w:val="0"/>
     <w:pPr>
       <w:tabs>
-        <w:tab w:val="center" w:pos="4252"/>
-        <w:tab w:val="right" w:pos="8504"/>
+        <w:tab w:val="clear" w:pos="708"/>
+        <w:tab w:val="center" w:pos="4252" w:leader="none"/>
+        <w:tab w:val="right" w:pos="8504" w:leader="none"/>
       </w:tabs>
     </w:pPr>
+    <w:rPr/>
   </w:style>
-  <w:style w:type="paragraph" w:customStyle="1" w:styleId="7">
+  <w:style w:type="paragraph" w:styleId="Standard" w:customStyle="1">
     <w:name w:val="Standard"/>
+    <w:uiPriority w:val="0"/>
     <w:qFormat/>
-    <w:uiPriority w:val="0"/>
     <w:pPr>
       <w:widowControl/>
-      <w:suppressAutoHyphens/>
+      <w:suppressAutoHyphens w:val="true"/>
       <w:bidi w:val="0"/>
-      <w:spacing w:before="0" w:after="0" w:line="240" w:lineRule="auto"/>
+      <w:spacing w:lineRule="auto" w:line="240" w:before="0" w:after="0"/>
       <w:jc w:val="left"/>
       <w:textAlignment w:val="baseline"/>
     </w:pPr>
@@ -2203,85 +2364,40 @@
       <w:lang w:val="es-ES" w:eastAsia="es-ES" w:bidi="ar-SA"/>
     </w:rPr>
   </w:style>
-  <w:style w:type="paragraph" w:styleId="8">
-    <w:name w:val="header"/>
-    <w:basedOn w:val="7"/>
-    <w:link w:val="10"/>
+  <w:style w:type="paragraph" w:styleId="Cabecera">
+    <w:name w:val="Header"/>
+    <w:basedOn w:val="Standard"/>
+    <w:link w:val="EncabezadoCar"/>
     <w:uiPriority w:val="0"/>
     <w:pPr>
       <w:tabs>
-        <w:tab w:val="center" w:pos="4252"/>
-        <w:tab w:val="right" w:pos="8504"/>
+        <w:tab w:val="clear" w:pos="708"/>
+        <w:tab w:val="center" w:pos="4252" w:leader="none"/>
+        <w:tab w:val="right" w:pos="8504" w:leader="none"/>
       </w:tabs>
     </w:pPr>
+    <w:rPr/>
   </w:style>
-  <w:style w:type="paragraph" w:styleId="9">
-    <w:name w:val="List"/>
-    <w:basedOn w:val="4"/>
-    <w:uiPriority w:val="0"/>
-    <w:rPr>
-      <w:rFonts w:cs="Lohit Devanagari"/>
-    </w:rPr>
+  <w:style w:type="paragraph" w:styleId="Contenidodelmarco">
+    <w:name w:val="Contenido del marco"/>
+    <w:basedOn w:val="Normal"/>
+    <w:qFormat/>
+    <w:pPr/>
+    <w:rPr/>
   </w:style>
-  <w:style w:type="character" w:customStyle="1" w:styleId="10">
-    <w:name w:val="Encabezado Car"/>
-    <w:basedOn w:val="2"/>
-    <w:link w:val="8"/>
-    <w:qFormat/>
-    <w:uiPriority w:val="0"/>
-    <w:rPr>
-      <w:rFonts w:ascii="Cambria" w:hAnsi="Cambria" w:eastAsia="MS Mincho" w:cs="F"/>
-      <w:sz w:val="24"/>
-      <w:szCs w:val="24"/>
-      <w:lang w:eastAsia="es-ES"/>
-    </w:rPr>
-  </w:style>
-  <w:style w:type="character" w:customStyle="1" w:styleId="11">
-    <w:name w:val="Pie de página Car"/>
-    <w:basedOn w:val="2"/>
-    <w:link w:val="6"/>
-    <w:qFormat/>
-    <w:uiPriority w:val="0"/>
-    <w:rPr>
-      <w:rFonts w:ascii="Cambria" w:hAnsi="Cambria" w:eastAsia="MS Mincho" w:cs="F"/>
-      <w:sz w:val="24"/>
-      <w:szCs w:val="24"/>
-      <w:lang w:eastAsia="es-ES"/>
-    </w:rPr>
-  </w:style>
-  <w:style w:type="paragraph" w:customStyle="1" w:styleId="12">
-    <w:name w:val="Título"/>
-    <w:basedOn w:val="1"/>
-    <w:next w:val="4"/>
-    <w:qFormat/>
-    <w:uiPriority w:val="0"/>
-    <w:pPr>
-      <w:keepNext/>
-      <w:spacing w:before="240" w:after="120"/>
-    </w:pPr>
-    <w:rPr>
-      <w:rFonts w:ascii="Liberation Sans" w:hAnsi="Liberation Sans" w:eastAsia="Noto Sans CJK SC" w:cs="Lohit Devanagari"/>
-      <w:sz w:val="28"/>
-      <w:szCs w:val="28"/>
-    </w:rPr>
-  </w:style>
-  <w:style w:type="paragraph" w:customStyle="1" w:styleId="13">
-    <w:name w:val="Índice"/>
-    <w:basedOn w:val="1"/>
-    <w:qFormat/>
-    <w:uiPriority w:val="0"/>
-    <w:pPr>
-      <w:suppressLineNumbers/>
-    </w:pPr>
-    <w:rPr>
-      <w:rFonts w:cs="Lohit Devanagari"/>
-    </w:rPr>
-  </w:style>
-  <w:style w:type="paragraph" w:customStyle="1" w:styleId="14">
-    <w:name w:val="Cabecera y pie"/>
-    <w:basedOn w:val="1"/>
-    <w:qFormat/>
-    <w:uiPriority w:val="0"/>
+  <w:style w:type="table" w:default="1" w:styleId="3">
+    <w:name w:val="Normal Table"/>
+    <w:uiPriority w:val="99"/>
+    <w:semiHidden/>
+    <w:unhideWhenUsed/>
+    <w:tblPr>
+      <w:tblCellMar>
+        <w:top w:w="0" w:type="dxa"/>
+        <w:left w:w="108" w:type="dxa"/>
+        <w:bottom w:w="0" w:type="dxa"/>
+        <w:right w:w="108" w:type="dxa"/>
+      </w:tblCellMar>
+    </w:tblPr>
   </w:style>
 </w:styles>
 </file>
